--- a/practice/data/theory/jungol/03_고등/2주차/2026년_2차_고등_숙제_학생용_2019-2025.docx
+++ b/practice/data/theory/jungol/03_고등/2주차/2026년_2차_고등_숙제_학생용_2019-2025.docx
@@ -41,7 +41,6 @@
                 <w:szCs w:val="20"/>
               </w:rPr>
             </w:pPr>
-            <w:bookmarkStart w:id="0" w:name="_GoBack" w:colFirst="0" w:colLast="0"/>
             <w:r>
               <w:rPr>
                 <w:rFonts w:ascii="나눔고딕OTF" w:eastAsia="나눔고딕OTF" w:hAnsi="나눔고딕OTF" w:cs="Consolas" w:hint="eastAsia"/>
@@ -224,7 +223,6 @@
           </w:p>
         </w:tc>
       </w:tr>
-      <w:bookmarkEnd w:id="0"/>
     </w:tbl>
     <w:p>
       <w:pPr>
@@ -831,8 +829,10 @@
           <w:sz w:val="24"/>
           <w:szCs w:val="24"/>
         </w:rPr>
-        <w:t>8</w:t>
-      </w:r>
+        <w:t>24</w:t>
+      </w:r>
+      <w:bookmarkStart w:id="0" w:name="_GoBack"/>
+      <w:bookmarkEnd w:id="0"/>
       <w:r>
         <w:rPr>
           <w:rFonts w:ascii="Consolas" w:eastAsiaTheme="minorHAnsi" w:hAnsi="Consolas" w:cs="Consolas"/>
@@ -10554,7 +10554,7 @@
                 <w:bCs/>
                 <w:noProof/>
               </w:rPr>
-              <w:t>1</w:t>
+              <w:t>3</w:t>
             </w:r>
             <w:r>
               <w:rPr>
@@ -14052,7 +14052,7 @@
 </file>
 
 <file path=customXml/itemProps1.xml><?xml version="1.0" encoding="utf-8"?>
-<ds:datastoreItem xmlns:ds="http://schemas.openxmlformats.org/officeDocument/2006/customXml" ds:itemID="{A178C0E6-A8CD-4AF0-8FFF-A16298A901F4}">
+<ds:datastoreItem xmlns:ds="http://schemas.openxmlformats.org/officeDocument/2006/customXml" ds:itemID="{DEDDA23A-62F4-4652-95D1-A51CF935AA58}">
   <ds:schemaRefs>
     <ds:schemaRef ds:uri="http://schemas.openxmlformats.org/officeDocument/2006/bibliography"/>
   </ds:schemaRefs>

--- a/practice/data/theory/jungol/03_고등/2주차/2026년_2차_고등_숙제_학생용_2019-2025.docx
+++ b/practice/data/theory/jungol/03_고등/2주차/2026년_2차_고등_숙제_학생용_2019-2025.docx
@@ -162,23 +162,13 @@
                 <w:szCs w:val="28"/>
               </w:rPr>
             </w:pPr>
-            <w:proofErr w:type="gramStart"/>
             <w:r>
               <w:rPr>
                 <w:rFonts w:ascii="나눔고딕OTF" w:eastAsia="나눔고딕OTF" w:hAnsi="나눔고딕OTF" w:cs="Consolas" w:hint="eastAsia"/>
                 <w:sz w:val="28"/>
                 <w:szCs w:val="28"/>
               </w:rPr>
-              <w:t>2026 .</w:t>
-            </w:r>
-            <w:proofErr w:type="gramEnd"/>
-            <w:r>
-              <w:rPr>
-                <w:rFonts w:ascii="나눔고딕OTF" w:eastAsia="나눔고딕OTF" w:hAnsi="나눔고딕OTF" w:cs="Consolas" w:hint="eastAsia"/>
-                <w:sz w:val="28"/>
-                <w:szCs w:val="28"/>
-              </w:rPr>
-              <w:t xml:space="preserve"> ___ . ___</w:t>
+              <w:t>2026 . ___ . ___</w:t>
             </w:r>
           </w:p>
         </w:tc>
@@ -218,8 +208,10 @@
                 <w:sz w:val="28"/>
                 <w:szCs w:val="28"/>
               </w:rPr>
-              <w:t>10</w:t>
+              <w:t>9</w:t>
             </w:r>
+            <w:bookmarkStart w:id="0" w:name="_GoBack"/>
+            <w:bookmarkEnd w:id="0"/>
           </w:p>
         </w:tc>
       </w:tr>
@@ -831,8 +823,6 @@
         </w:rPr>
         <w:t>24</w:t>
       </w:r>
-      <w:bookmarkStart w:id="0" w:name="_GoBack"/>
-      <w:bookmarkEnd w:id="0"/>
       <w:r>
         <w:rPr>
           <w:rFonts w:ascii="Consolas" w:eastAsiaTheme="minorHAnsi" w:hAnsi="Consolas" w:cs="Consolas"/>
@@ -1331,7 +1321,6 @@
         </w:rPr>
         <w:t xml:space="preserve"> </w:t>
       </w:r>
-      <w:proofErr w:type="spellStart"/>
       <w:r>
         <w:rPr>
           <w:rFonts w:ascii="Consolas" w:eastAsiaTheme="minorHAnsi" w:hAnsi="Consolas" w:cs="맑은 고딕"/>
@@ -1340,7 +1329,6 @@
         </w:rPr>
         <w:t>회문이라</w:t>
       </w:r>
-      <w:proofErr w:type="spellEnd"/>
       <w:r>
         <w:rPr>
           <w:rFonts w:ascii="Consolas" w:eastAsiaTheme="minorHAnsi" w:hAnsi="Consolas" w:cs="맑은 고딕"/>
@@ -1413,7 +1401,6 @@
         </w:rPr>
         <w:t xml:space="preserve"> </w:t>
       </w:r>
-      <w:proofErr w:type="spellStart"/>
       <w:r>
         <w:rPr>
           <w:rFonts w:ascii="Consolas" w:eastAsiaTheme="minorHAnsi" w:hAnsi="Consolas" w:cs="맑은 고딕"/>
@@ -1422,7 +1409,6 @@
         </w:rPr>
         <w:t>회문이다</w:t>
       </w:r>
-      <w:proofErr w:type="spellEnd"/>
       <w:r>
         <w:rPr>
           <w:rFonts w:ascii="Consolas" w:eastAsiaTheme="minorHAnsi" w:hAnsi="Consolas" w:cs="맑은 고딕"/>
@@ -1615,7 +1601,6 @@
         </w:rPr>
         <w:t xml:space="preserve"> </w:t>
       </w:r>
-      <w:proofErr w:type="spellStart"/>
       <w:r>
         <w:rPr>
           <w:rFonts w:ascii="Consolas" w:eastAsiaTheme="minorHAnsi" w:hAnsi="Consolas" w:cs="맑은 고딕"/>
@@ -1624,7 +1609,6 @@
         </w:rPr>
         <w:t>회문을</w:t>
       </w:r>
-      <w:proofErr w:type="spellEnd"/>
       <w:r>
         <w:rPr>
           <w:rFonts w:ascii="Consolas" w:eastAsiaTheme="minorHAnsi" w:hAnsi="Consolas" w:cs="맑은 고딕"/>
@@ -1633,7 +1617,6 @@
         </w:rPr>
         <w:t xml:space="preserve"> </w:t>
       </w:r>
-      <w:proofErr w:type="spellStart"/>
       <w:r>
         <w:rPr>
           <w:rFonts w:ascii="Consolas" w:eastAsiaTheme="minorHAnsi" w:hAnsi="Consolas" w:cs="맑은 고딕"/>
@@ -1642,7 +1625,6 @@
         </w:rPr>
         <w:t>사전순으로</w:t>
       </w:r>
-      <w:proofErr w:type="spellEnd"/>
       <w:r>
         <w:rPr>
           <w:rFonts w:ascii="Consolas" w:eastAsiaTheme="minorHAnsi" w:hAnsi="Consolas" w:cs="맑은 고딕"/>
@@ -6215,7 +6197,6 @@
         </w:rPr>
         <w:t>"</w:t>
       </w:r>
-      <w:proofErr w:type="spellStart"/>
       <w:r>
         <w:rPr>
           <w:rFonts w:ascii="Consolas" w:eastAsiaTheme="minorHAnsi" w:hAnsi="Consolas"/>
@@ -6224,7 +6205,6 @@
         </w:rPr>
         <w:t>를</w:t>
       </w:r>
-      <w:proofErr w:type="spellEnd"/>
       <w:r>
         <w:rPr>
           <w:rFonts w:ascii="Consolas" w:eastAsiaTheme="minorHAnsi" w:hAnsi="Consolas"/>
@@ -7416,7 +7396,6 @@
           <w:szCs w:val="24"/>
         </w:rPr>
       </w:pPr>
-      <w:proofErr w:type="spellStart"/>
       <w:r>
         <w:rPr>
           <w:rFonts w:ascii="Consolas" w:eastAsiaTheme="minorHAnsi" w:hAnsi="Consolas"/>
@@ -7425,7 +7404,6 @@
         </w:rPr>
         <w:t>다음번</w:t>
       </w:r>
-      <w:proofErr w:type="spellEnd"/>
       <w:r>
         <w:rPr>
           <w:rFonts w:ascii="Consolas" w:eastAsiaTheme="minorHAnsi" w:hAnsi="Consolas"/>
@@ -7637,7 +7615,6 @@
         </w:rPr>
         <w:t xml:space="preserve"> </w:t>
       </w:r>
-      <w:proofErr w:type="spellStart"/>
       <w:r>
         <w:rPr>
           <w:rFonts w:ascii="Consolas" w:eastAsiaTheme="minorHAnsi" w:hAnsi="Consolas"/>
@@ -7646,7 +7623,6 @@
         </w:rPr>
         <w:t>태워주기로</w:t>
       </w:r>
-      <w:proofErr w:type="spellEnd"/>
       <w:r>
         <w:rPr>
           <w:rFonts w:ascii="Consolas" w:eastAsiaTheme="minorHAnsi" w:hAnsi="Consolas"/>
@@ -9467,471 +9443,6 @@
     </w:p>
     <w:p>
       <w:pPr>
-        <w:pStyle w:val="FirstParagraph"/>
-        <w:numPr>
-          <w:ilvl w:val="0"/>
-          <w:numId w:val="21"/>
-        </w:numPr>
-      </w:pPr>
-      <w:r>
-        <w:rPr>
-          <w:rFonts w:hint="eastAsia"/>
-        </w:rPr>
-        <w:lastRenderedPageBreak/>
-        <w:t>어떤 섬에 사는 사람들은 신사 아니면 건달인데, 신사는 항상 진실만을 말하고 건달은 항상 거짓만을 말한다. 누가 신사이고 건달인지는 논리적인 추론 외에는 알 방법이 없다.</w:t>
-      </w:r>
-      <w:r>
-        <w:t xml:space="preserve"> </w:t>
-      </w:r>
-      <w:r>
-        <w:rPr>
-          <w:rFonts w:hint="eastAsia"/>
-        </w:rPr>
-        <w:t>이 섬을 방문한 김 교수는 세 명의 주민 A, B, C를 만났다. 김 교수는 A에게 물었다.</w:t>
-      </w:r>
-    </w:p>
-    <w:p>
-      <w:pPr>
-        <w:pStyle w:val="aa"/>
-        <w:ind w:leftChars="182" w:left="400" w:firstLine="400"/>
-      </w:pPr>
-      <w:r>
-        <w:rPr>
-          <w:rFonts w:hint="eastAsia"/>
-        </w:rPr>
-        <w:t>• 김 교수 : “당신은 신사입니까 건달입니까?”</w:t>
-      </w:r>
-    </w:p>
-    <w:p>
-      <w:pPr>
-        <w:pStyle w:val="aa"/>
-        <w:ind w:leftChars="182" w:left="400"/>
-      </w:pPr>
-      <w:r>
-        <w:rPr>
-          <w:rFonts w:hint="eastAsia"/>
-        </w:rPr>
-        <w:t>A는 이에 대답했지만, 무슨 말인지 알아들을 수 없었다. 옆에 있던 B가 말했다.</w:t>
-      </w:r>
-    </w:p>
-    <w:p>
-      <w:pPr>
-        <w:pStyle w:val="aa"/>
-        <w:ind w:leftChars="182" w:left="400" w:firstLine="400"/>
-      </w:pPr>
-      <w:r>
-        <w:rPr>
-          <w:rFonts w:hint="eastAsia"/>
-        </w:rPr>
-        <w:t>• B : “A는 자신이 건달이라고 말했습니다.”</w:t>
-      </w:r>
-    </w:p>
-    <w:p>
-      <w:pPr>
-        <w:pStyle w:val="aa"/>
-        <w:ind w:leftChars="182" w:left="400"/>
-      </w:pPr>
-      <w:r>
-        <w:rPr>
-          <w:rFonts w:hint="eastAsia"/>
-        </w:rPr>
-        <w:t>이때 C가 말했다.</w:t>
-      </w:r>
-    </w:p>
-    <w:p>
-      <w:pPr>
-        <w:pStyle w:val="aa"/>
-        <w:ind w:leftChars="182" w:left="400" w:firstLine="400"/>
-      </w:pPr>
-      <w:r>
-        <w:rPr>
-          <w:rFonts w:hint="eastAsia"/>
-        </w:rPr>
-        <w:t>• C : “B는 지금 거짓말을 하고 있습니다.”</w:t>
-      </w:r>
-    </w:p>
-    <w:p>
-      <w:pPr>
-        <w:pStyle w:val="aa"/>
-        <w:ind w:leftChars="182" w:left="400"/>
-      </w:pPr>
-      <w:r>
-        <w:rPr>
-          <w:rFonts w:hint="eastAsia"/>
-        </w:rPr>
-        <w:t>B와 C는 각각 어떤 신분(신사 또는 건달)인가</w:t>
-      </w:r>
-      <w:r>
-        <w:rPr>
-          <w:rFonts w:hint="eastAsia"/>
-        </w:rPr>
-        <w:t>?</w:t>
-      </w:r>
-    </w:p>
-    <w:tbl>
-      <w:tblPr>
-        <w:tblW w:w="0" w:type="dxa"/>
-        <w:jc w:val="center"/>
-        <w:tblBorders>
-          <w:top w:val="single" w:sz="8" w:space="0" w:color="000000"/>
-          <w:left w:val="single" w:sz="8" w:space="0" w:color="000000"/>
-          <w:bottom w:val="single" w:sz="8" w:space="0" w:color="000000"/>
-          <w:right w:val="single" w:sz="8" w:space="0" w:color="000000"/>
-          <w:insideH w:val="single" w:sz="8" w:space="0" w:color="000000"/>
-          <w:insideV w:val="single" w:sz="8" w:space="0" w:color="000000"/>
-        </w:tblBorders>
-        <w:tblLayout w:type="fixed"/>
-        <w:tblLook w:val="0600" w:firstRow="0" w:lastRow="0" w:firstColumn="0" w:lastColumn="0" w:noHBand="1" w:noVBand="1"/>
-      </w:tblPr>
-      <w:tblGrid>
-        <w:gridCol w:w="1872"/>
-        <w:gridCol w:w="1872"/>
-        <w:gridCol w:w="1872"/>
-        <w:gridCol w:w="1872"/>
-      </w:tblGrid>
-      <w:tr>
-        <w:trPr>
-          <w:jc w:val="center"/>
-        </w:trPr>
-        <w:tc>
-          <w:tcPr>
-            <w:tcW w:w="1872" w:type="dxa"/>
-            <w:tcBorders>
-              <w:top w:val="single" w:sz="8" w:space="0" w:color="FFFFFF"/>
-              <w:left w:val="single" w:sz="8" w:space="0" w:color="FFFFFF"/>
-              <w:bottom w:val="single" w:sz="8" w:space="0" w:color="FFFFFF"/>
-              <w:right w:val="single" w:sz="8" w:space="0" w:color="FFFFFF"/>
-            </w:tcBorders>
-            <w:tcMar>
-              <w:top w:w="100" w:type="dxa"/>
-              <w:left w:w="100" w:type="dxa"/>
-              <w:bottom w:w="100" w:type="dxa"/>
-              <w:right w:w="100" w:type="dxa"/>
-            </w:tcMar>
-            <w:hideMark/>
-          </w:tcPr>
-          <w:p>
-            <w:pPr>
-              <w:widowControl w:val="0"/>
-              <w:ind w:firstLineChars="100" w:firstLine="240"/>
-              <w:jc w:val="both"/>
-              <w:rPr>
-                <w:rFonts w:asciiTheme="minorHAnsi" w:eastAsiaTheme="minorHAnsi" w:hAnsiTheme="minorHAnsi" w:cs="Consolas"/>
-                <w:kern w:val="2"/>
-                <w:sz w:val="24"/>
-                <w:szCs w:val="24"/>
-              </w:rPr>
-            </w:pPr>
-            <w:r>
-              <w:rPr>
-                <w:rFonts w:asciiTheme="minorHAnsi" w:eastAsiaTheme="minorHAnsi" w:hAnsiTheme="minorHAnsi" w:cs="Consolas" w:hint="eastAsia"/>
-                <w:kern w:val="2"/>
-                <w:sz w:val="24"/>
-                <w:szCs w:val="24"/>
-              </w:rPr>
-              <w:t xml:space="preserve">① </w:t>
-            </w:r>
-          </w:p>
-          <w:p>
-            <w:pPr>
-              <w:widowControl w:val="0"/>
-              <w:ind w:firstLineChars="100" w:firstLine="220"/>
-              <w:jc w:val="both"/>
-              <w:rPr>
-                <w:kern w:val="2"/>
-              </w:rPr>
-            </w:pPr>
-            <w:r>
-              <w:rPr>
-                <w:kern w:val="2"/>
-              </w:rPr>
-              <w:t xml:space="preserve">B: </w:t>
-            </w:r>
-            <w:r>
-              <w:rPr>
-                <w:rFonts w:hint="eastAsia"/>
-                <w:kern w:val="2"/>
-              </w:rPr>
-              <w:t>건달</w:t>
-            </w:r>
-          </w:p>
-          <w:p>
-            <w:pPr>
-              <w:widowControl w:val="0"/>
-              <w:ind w:firstLineChars="100" w:firstLine="220"/>
-              <w:jc w:val="both"/>
-              <w:rPr>
-                <w:kern w:val="2"/>
-              </w:rPr>
-            </w:pPr>
-            <w:r>
-              <w:rPr>
-                <w:kern w:val="2"/>
-              </w:rPr>
-              <w:t xml:space="preserve">C: </w:t>
-            </w:r>
-            <w:r>
-              <w:rPr>
-                <w:rFonts w:hint="eastAsia"/>
-                <w:kern w:val="2"/>
-              </w:rPr>
-              <w:t>건달</w:t>
-            </w:r>
-          </w:p>
-        </w:tc>
-        <w:tc>
-          <w:tcPr>
-            <w:tcW w:w="1872" w:type="dxa"/>
-            <w:tcBorders>
-              <w:top w:val="single" w:sz="8" w:space="0" w:color="FFFFFF"/>
-              <w:left w:val="single" w:sz="8" w:space="0" w:color="FFFFFF"/>
-              <w:bottom w:val="single" w:sz="8" w:space="0" w:color="FFFFFF"/>
-              <w:right w:val="single" w:sz="8" w:space="0" w:color="FFFFFF"/>
-            </w:tcBorders>
-            <w:tcMar>
-              <w:top w:w="100" w:type="dxa"/>
-              <w:left w:w="100" w:type="dxa"/>
-              <w:bottom w:w="100" w:type="dxa"/>
-              <w:right w:w="100" w:type="dxa"/>
-            </w:tcMar>
-            <w:hideMark/>
-          </w:tcPr>
-          <w:p>
-            <w:pPr>
-              <w:widowControl w:val="0"/>
-              <w:jc w:val="both"/>
-              <w:rPr>
-                <w:rFonts w:asciiTheme="minorHAnsi" w:eastAsiaTheme="minorHAnsi" w:hAnsiTheme="minorHAnsi" w:cs="Consolas"/>
-                <w:kern w:val="2"/>
-                <w:sz w:val="24"/>
-                <w:szCs w:val="24"/>
-              </w:rPr>
-            </w:pPr>
-            <w:r>
-              <w:rPr>
-                <w:rFonts w:asciiTheme="minorHAnsi" w:eastAsiaTheme="minorHAnsi" w:hAnsiTheme="minorHAnsi" w:cs="Consolas" w:hint="eastAsia"/>
-                <w:kern w:val="2"/>
-                <w:sz w:val="24"/>
-                <w:szCs w:val="24"/>
-              </w:rPr>
-              <w:t xml:space="preserve">② </w:t>
-            </w:r>
-          </w:p>
-          <w:p>
-            <w:pPr>
-              <w:widowControl w:val="0"/>
-              <w:jc w:val="both"/>
-              <w:rPr>
-                <w:rFonts w:asciiTheme="minorHAnsi" w:eastAsiaTheme="minorHAnsi" w:hAnsiTheme="minorHAnsi" w:cs="Consolas"/>
-                <w:kern w:val="2"/>
-                <w:sz w:val="24"/>
-                <w:szCs w:val="24"/>
-              </w:rPr>
-            </w:pPr>
-            <w:r>
-              <w:rPr>
-                <w:rFonts w:asciiTheme="minorHAnsi" w:eastAsiaTheme="minorHAnsi" w:hAnsiTheme="minorHAnsi" w:cs="Consolas" w:hint="eastAsia"/>
-                <w:kern w:val="2"/>
-                <w:sz w:val="24"/>
-                <w:szCs w:val="24"/>
-              </w:rPr>
-              <w:t>B: 건달</w:t>
-            </w:r>
-          </w:p>
-          <w:p>
-            <w:pPr>
-              <w:widowControl w:val="0"/>
-              <w:jc w:val="both"/>
-              <w:rPr>
-                <w:rFonts w:asciiTheme="minorHAnsi" w:eastAsiaTheme="minorHAnsi" w:hAnsiTheme="minorHAnsi" w:cs="Consolas"/>
-                <w:kern w:val="2"/>
-                <w:sz w:val="24"/>
-                <w:szCs w:val="24"/>
-              </w:rPr>
-            </w:pPr>
-            <w:r>
-              <w:rPr>
-                <w:rFonts w:asciiTheme="minorHAnsi" w:eastAsiaTheme="minorHAnsi" w:hAnsiTheme="minorHAnsi" w:cs="Consolas" w:hint="eastAsia"/>
-                <w:kern w:val="2"/>
-                <w:sz w:val="24"/>
-                <w:szCs w:val="24"/>
-              </w:rPr>
-              <w:t>C: 신사</w:t>
-            </w:r>
-          </w:p>
-        </w:tc>
-        <w:tc>
-          <w:tcPr>
-            <w:tcW w:w="1872" w:type="dxa"/>
-            <w:tcBorders>
-              <w:top w:val="single" w:sz="8" w:space="0" w:color="FFFFFF"/>
-              <w:left w:val="single" w:sz="8" w:space="0" w:color="FFFFFF"/>
-              <w:bottom w:val="single" w:sz="8" w:space="0" w:color="FFFFFF"/>
-              <w:right w:val="single" w:sz="8" w:space="0" w:color="FFFFFF"/>
-            </w:tcBorders>
-            <w:tcMar>
-              <w:top w:w="100" w:type="dxa"/>
-              <w:left w:w="100" w:type="dxa"/>
-              <w:bottom w:w="100" w:type="dxa"/>
-              <w:right w:w="100" w:type="dxa"/>
-            </w:tcMar>
-            <w:hideMark/>
-          </w:tcPr>
-          <w:p>
-            <w:pPr>
-              <w:widowControl w:val="0"/>
-              <w:jc w:val="both"/>
-              <w:rPr>
-                <w:rFonts w:asciiTheme="minorHAnsi" w:eastAsiaTheme="minorHAnsi" w:hAnsiTheme="minorHAnsi" w:cs="Consolas"/>
-                <w:bCs/>
-                <w:kern w:val="2"/>
-                <w:sz w:val="24"/>
-                <w:szCs w:val="24"/>
-              </w:rPr>
-            </w:pPr>
-            <w:r>
-              <w:rPr>
-                <w:rFonts w:asciiTheme="minorHAnsi" w:eastAsiaTheme="minorHAnsi" w:hAnsiTheme="minorHAnsi" w:cs="Consolas" w:hint="eastAsia"/>
-                <w:bCs/>
-                <w:kern w:val="2"/>
-                <w:sz w:val="24"/>
-                <w:szCs w:val="24"/>
-              </w:rPr>
-              <w:t xml:space="preserve">③ </w:t>
-            </w:r>
-          </w:p>
-          <w:p>
-            <w:pPr>
-              <w:widowControl w:val="0"/>
-              <w:jc w:val="both"/>
-              <w:rPr>
-                <w:rFonts w:asciiTheme="minorHAnsi" w:eastAsiaTheme="minorHAnsi" w:hAnsiTheme="minorHAnsi" w:cs="Consolas"/>
-                <w:bCs/>
-                <w:kern w:val="2"/>
-                <w:sz w:val="24"/>
-                <w:szCs w:val="24"/>
-              </w:rPr>
-            </w:pPr>
-            <w:r>
-              <w:rPr>
-                <w:rFonts w:asciiTheme="minorHAnsi" w:eastAsiaTheme="minorHAnsi" w:hAnsiTheme="minorHAnsi" w:cs="Consolas" w:hint="eastAsia"/>
-                <w:bCs/>
-                <w:kern w:val="2"/>
-                <w:sz w:val="24"/>
-                <w:szCs w:val="24"/>
-              </w:rPr>
-              <w:t>B: 신사</w:t>
-            </w:r>
-          </w:p>
-          <w:p>
-            <w:pPr>
-              <w:widowControl w:val="0"/>
-              <w:jc w:val="both"/>
-              <w:rPr>
-                <w:rFonts w:asciiTheme="minorHAnsi" w:eastAsiaTheme="minorHAnsi" w:hAnsiTheme="minorHAnsi" w:cs="Consolas"/>
-                <w:bCs/>
-                <w:kern w:val="2"/>
-                <w:sz w:val="24"/>
-                <w:szCs w:val="24"/>
-              </w:rPr>
-            </w:pPr>
-            <w:r>
-              <w:rPr>
-                <w:rFonts w:asciiTheme="minorHAnsi" w:eastAsiaTheme="minorHAnsi" w:hAnsiTheme="minorHAnsi" w:cs="Consolas" w:hint="eastAsia"/>
-                <w:bCs/>
-                <w:kern w:val="2"/>
-                <w:sz w:val="24"/>
-                <w:szCs w:val="24"/>
-              </w:rPr>
-              <w:t>C: 건달</w:t>
-            </w:r>
-          </w:p>
-        </w:tc>
-        <w:tc>
-          <w:tcPr>
-            <w:tcW w:w="1872" w:type="dxa"/>
-            <w:tcBorders>
-              <w:top w:val="single" w:sz="8" w:space="0" w:color="FFFFFF"/>
-              <w:left w:val="single" w:sz="8" w:space="0" w:color="FFFFFF"/>
-              <w:bottom w:val="single" w:sz="8" w:space="0" w:color="FFFFFF"/>
-              <w:right w:val="single" w:sz="8" w:space="0" w:color="FFFFFF"/>
-            </w:tcBorders>
-            <w:tcMar>
-              <w:top w:w="100" w:type="dxa"/>
-              <w:left w:w="100" w:type="dxa"/>
-              <w:bottom w:w="100" w:type="dxa"/>
-              <w:right w:w="100" w:type="dxa"/>
-            </w:tcMar>
-            <w:hideMark/>
-          </w:tcPr>
-          <w:p>
-            <w:pPr>
-              <w:widowControl w:val="0"/>
-              <w:jc w:val="both"/>
-              <w:rPr>
-                <w:rFonts w:asciiTheme="minorHAnsi" w:eastAsiaTheme="minorHAnsi" w:hAnsiTheme="minorHAnsi" w:cs="Consolas"/>
-                <w:kern w:val="2"/>
-                <w:sz w:val="24"/>
-                <w:szCs w:val="24"/>
-              </w:rPr>
-            </w:pPr>
-            <w:r>
-              <w:rPr>
-                <w:rFonts w:asciiTheme="minorHAnsi" w:eastAsiaTheme="minorHAnsi" w:hAnsiTheme="minorHAnsi" w:cs="Consolas" w:hint="eastAsia"/>
-                <w:kern w:val="2"/>
-                <w:sz w:val="24"/>
-                <w:szCs w:val="24"/>
-              </w:rPr>
-              <w:t xml:space="preserve">④ </w:t>
-            </w:r>
-          </w:p>
-          <w:p>
-            <w:pPr>
-              <w:widowControl w:val="0"/>
-              <w:jc w:val="both"/>
-              <w:rPr>
-                <w:rFonts w:asciiTheme="minorHAnsi" w:eastAsiaTheme="minorHAnsi" w:hAnsiTheme="minorHAnsi" w:cs="Consolas"/>
-                <w:kern w:val="2"/>
-                <w:sz w:val="24"/>
-                <w:szCs w:val="24"/>
-              </w:rPr>
-            </w:pPr>
-            <w:r>
-              <w:rPr>
-                <w:rFonts w:asciiTheme="minorHAnsi" w:eastAsiaTheme="minorHAnsi" w:hAnsiTheme="minorHAnsi" w:cs="Consolas" w:hint="eastAsia"/>
-                <w:kern w:val="2"/>
-                <w:sz w:val="24"/>
-                <w:szCs w:val="24"/>
-              </w:rPr>
-              <w:t>B: 신사</w:t>
-            </w:r>
-          </w:p>
-          <w:p>
-            <w:pPr>
-              <w:widowControl w:val="0"/>
-              <w:jc w:val="both"/>
-              <w:rPr>
-                <w:rFonts w:asciiTheme="minorHAnsi" w:eastAsiaTheme="minorHAnsi" w:hAnsiTheme="minorHAnsi" w:cs="Consolas"/>
-                <w:kern w:val="2"/>
-                <w:sz w:val="24"/>
-                <w:szCs w:val="24"/>
-              </w:rPr>
-            </w:pPr>
-            <w:r>
-              <w:rPr>
-                <w:rFonts w:asciiTheme="minorHAnsi" w:eastAsiaTheme="minorHAnsi" w:hAnsiTheme="minorHAnsi" w:cs="Consolas" w:hint="eastAsia"/>
-                <w:kern w:val="2"/>
-                <w:sz w:val="24"/>
-                <w:szCs w:val="24"/>
-              </w:rPr>
-              <w:t>C: 신사</w:t>
-            </w:r>
-          </w:p>
-        </w:tc>
-      </w:tr>
-    </w:tbl>
-    <w:p>
-      <w:pPr>
         <w:pStyle w:val="aa"/>
         <w:numPr>
           <w:ilvl w:val="0"/>
@@ -9945,6 +9456,7 @@
         <w:rPr>
           <w:rFonts w:hint="eastAsia"/>
         </w:rPr>
+        <w:lastRenderedPageBreak/>
         <w:t xml:space="preserve">항상 진실만 이야기하는 기사, 항상 거짓만 이야기하는 도둑, 진실을 이야기할 수도 거짓을 이야기할 수도 있는 바보 세 가지 종류의 사람이 사는 섬이 있다. 이 섬에 사는 세 사람 A, B, C가 다음과 같이 이야기했다. </w:t>
       </w:r>
     </w:p>
@@ -10554,7 +10066,7 @@
                 <w:bCs/>
                 <w:noProof/>
               </w:rPr>
-              <w:t>3</w:t>
+              <w:t>1</w:t>
             </w:r>
             <w:r>
               <w:rPr>
@@ -10734,14 +10246,12 @@
     <w:pPr>
       <w:pStyle w:val="a3"/>
     </w:pPr>
-    <w:proofErr w:type="spellStart"/>
     <w:r>
       <w:rPr>
         <w:rFonts w:hint="eastAsia"/>
       </w:rPr>
       <w:t>대회준비도</w:t>
     </w:r>
-    <w:proofErr w:type="spellEnd"/>
     <w:r>
       <w:t xml:space="preserve"> </w:t>
     </w:r>
@@ -10751,16 +10261,12 @@
     <w:r>
       <w:t xml:space="preserve"> </w:t>
     </w:r>
-    <w:proofErr w:type="spellStart"/>
-    <w:proofErr w:type="gramStart"/>
     <w:r>
       <w:t>두잉창의코딩</w:t>
     </w:r>
-    <w:proofErr w:type="spellEnd"/>
     <w:r>
       <w:t xml:space="preserve"> !</w:t>
     </w:r>
-    <w:proofErr w:type="gramEnd"/>
   </w:p>
 </w:hdr>
 </file>
@@ -14052,7 +13558,7 @@
 </file>
 
 <file path=customXml/itemProps1.xml><?xml version="1.0" encoding="utf-8"?>
-<ds:datastoreItem xmlns:ds="http://schemas.openxmlformats.org/officeDocument/2006/customXml" ds:itemID="{DEDDA23A-62F4-4652-95D1-A51CF935AA58}">
+<ds:datastoreItem xmlns:ds="http://schemas.openxmlformats.org/officeDocument/2006/customXml" ds:itemID="{C6F01663-DD0B-4584-8EF0-21D505406295}">
   <ds:schemaRefs>
     <ds:schemaRef ds:uri="http://schemas.openxmlformats.org/officeDocument/2006/bibliography"/>
   </ds:schemaRefs>

--- a/practice/data/theory/jungol/03_고등/2주차/2026년_2차_고등_숙제_학생용_2019-2025.docx
+++ b/practice/data/theory/jungol/03_고등/2주차/2026년_2차_고등_숙제_학생용_2019-2025.docx
@@ -162,13 +162,23 @@
                 <w:szCs w:val="28"/>
               </w:rPr>
             </w:pPr>
+            <w:proofErr w:type="gramStart"/>
             <w:r>
               <w:rPr>
                 <w:rFonts w:ascii="나눔고딕OTF" w:eastAsia="나눔고딕OTF" w:hAnsi="나눔고딕OTF" w:cs="Consolas" w:hint="eastAsia"/>
                 <w:sz w:val="28"/>
                 <w:szCs w:val="28"/>
               </w:rPr>
-              <w:t>2026 . ___ . ___</w:t>
+              <w:t>2026 .</w:t>
+            </w:r>
+            <w:proofErr w:type="gramEnd"/>
+            <w:r>
+              <w:rPr>
+                <w:rFonts w:ascii="나눔고딕OTF" w:eastAsia="나눔고딕OTF" w:hAnsi="나눔고딕OTF" w:cs="Consolas" w:hint="eastAsia"/>
+                <w:sz w:val="28"/>
+                <w:szCs w:val="28"/>
+              </w:rPr>
+              <w:t xml:space="preserve"> ___ . ___</w:t>
             </w:r>
           </w:p>
         </w:tc>
@@ -208,10 +218,8 @@
                 <w:sz w:val="28"/>
                 <w:szCs w:val="28"/>
               </w:rPr>
-              <w:t>9</w:t>
+              <w:t>10</w:t>
             </w:r>
-            <w:bookmarkStart w:id="0" w:name="_GoBack"/>
-            <w:bookmarkEnd w:id="0"/>
           </w:p>
         </w:tc>
       </w:tr>
@@ -1321,6 +1329,7 @@
         </w:rPr>
         <w:t xml:space="preserve"> </w:t>
       </w:r>
+      <w:proofErr w:type="spellStart"/>
       <w:r>
         <w:rPr>
           <w:rFonts w:ascii="Consolas" w:eastAsiaTheme="minorHAnsi" w:hAnsi="Consolas" w:cs="맑은 고딕"/>
@@ -1329,6 +1338,7 @@
         </w:rPr>
         <w:t>회문이라</w:t>
       </w:r>
+      <w:proofErr w:type="spellEnd"/>
       <w:r>
         <w:rPr>
           <w:rFonts w:ascii="Consolas" w:eastAsiaTheme="minorHAnsi" w:hAnsi="Consolas" w:cs="맑은 고딕"/>
@@ -1401,6 +1411,7 @@
         </w:rPr>
         <w:t xml:space="preserve"> </w:t>
       </w:r>
+      <w:proofErr w:type="spellStart"/>
       <w:r>
         <w:rPr>
           <w:rFonts w:ascii="Consolas" w:eastAsiaTheme="minorHAnsi" w:hAnsi="Consolas" w:cs="맑은 고딕"/>
@@ -1409,6 +1420,7 @@
         </w:rPr>
         <w:t>회문이다</w:t>
       </w:r>
+      <w:proofErr w:type="spellEnd"/>
       <w:r>
         <w:rPr>
           <w:rFonts w:ascii="Consolas" w:eastAsiaTheme="minorHAnsi" w:hAnsi="Consolas" w:cs="맑은 고딕"/>
@@ -1601,6 +1613,7 @@
         </w:rPr>
         <w:t xml:space="preserve"> </w:t>
       </w:r>
+      <w:proofErr w:type="spellStart"/>
       <w:r>
         <w:rPr>
           <w:rFonts w:ascii="Consolas" w:eastAsiaTheme="minorHAnsi" w:hAnsi="Consolas" w:cs="맑은 고딕"/>
@@ -1609,6 +1622,7 @@
         </w:rPr>
         <w:t>회문을</w:t>
       </w:r>
+      <w:proofErr w:type="spellEnd"/>
       <w:r>
         <w:rPr>
           <w:rFonts w:ascii="Consolas" w:eastAsiaTheme="minorHAnsi" w:hAnsi="Consolas" w:cs="맑은 고딕"/>
@@ -1617,6 +1631,7 @@
         </w:rPr>
         <w:t xml:space="preserve"> </w:t>
       </w:r>
+      <w:proofErr w:type="spellStart"/>
       <w:r>
         <w:rPr>
           <w:rFonts w:ascii="Consolas" w:eastAsiaTheme="minorHAnsi" w:hAnsi="Consolas" w:cs="맑은 고딕"/>
@@ -1625,6 +1640,7 @@
         </w:rPr>
         <w:t>사전순으로</w:t>
       </w:r>
+      <w:proofErr w:type="spellEnd"/>
       <w:r>
         <w:rPr>
           <w:rFonts w:ascii="Consolas" w:eastAsiaTheme="minorHAnsi" w:hAnsi="Consolas" w:cs="맑은 고딕"/>
@@ -6197,6 +6213,7 @@
         </w:rPr>
         <w:t>"</w:t>
       </w:r>
+      <w:proofErr w:type="spellStart"/>
       <w:r>
         <w:rPr>
           <w:rFonts w:ascii="Consolas" w:eastAsiaTheme="minorHAnsi" w:hAnsi="Consolas"/>
@@ -6205,6 +6222,7 @@
         </w:rPr>
         <w:t>를</w:t>
       </w:r>
+      <w:proofErr w:type="spellEnd"/>
       <w:r>
         <w:rPr>
           <w:rFonts w:ascii="Consolas" w:eastAsiaTheme="minorHAnsi" w:hAnsi="Consolas"/>
@@ -7396,6 +7414,7 @@
           <w:szCs w:val="24"/>
         </w:rPr>
       </w:pPr>
+      <w:proofErr w:type="spellStart"/>
       <w:r>
         <w:rPr>
           <w:rFonts w:ascii="Consolas" w:eastAsiaTheme="minorHAnsi" w:hAnsi="Consolas"/>
@@ -7404,6 +7423,7 @@
         </w:rPr>
         <w:t>다음번</w:t>
       </w:r>
+      <w:proofErr w:type="spellEnd"/>
       <w:r>
         <w:rPr>
           <w:rFonts w:ascii="Consolas" w:eastAsiaTheme="minorHAnsi" w:hAnsi="Consolas"/>
@@ -7615,6 +7635,7 @@
         </w:rPr>
         <w:t xml:space="preserve"> </w:t>
       </w:r>
+      <w:proofErr w:type="spellStart"/>
       <w:r>
         <w:rPr>
           <w:rFonts w:ascii="Consolas" w:eastAsiaTheme="minorHAnsi" w:hAnsi="Consolas"/>
@@ -7623,6 +7644,7 @@
         </w:rPr>
         <w:t>태워주기로</w:t>
       </w:r>
+      <w:proofErr w:type="spellEnd"/>
       <w:r>
         <w:rPr>
           <w:rFonts w:ascii="Consolas" w:eastAsiaTheme="minorHAnsi" w:hAnsi="Consolas"/>
@@ -9558,7 +9580,7 @@
     </w:p>
     <w:tbl>
       <w:tblPr>
-        <w:tblW w:w="0" w:type="dxa"/>
+        <w:tblW w:w="9360" w:type="dxa"/>
         <w:tblBorders>
           <w:top w:val="single" w:sz="8" w:space="0" w:color="000000"/>
           <w:left w:val="single" w:sz="8" w:space="0" w:color="000000"/>
@@ -9751,12 +9773,2131 @@
     </w:tbl>
     <w:p>
       <w:pPr>
+        <w:pStyle w:val="aa"/>
+        <w:rPr>
+          <w:rFonts w:ascii="Consolas" w:eastAsia="DengXian" w:hAnsi="Consolas" w:cs="Consolas"/>
+          <w:b/>
+          <w:color w:val="FF0000"/>
+        </w:rPr>
+      </w:pPr>
+    </w:p>
+    <w:p>
+      <w:pPr>
+        <w:pStyle w:val="FirstParagraph"/>
+        <w:rPr>
+          <w:rFonts w:ascii="Consolas" w:eastAsia="DengXian" w:hAnsi="Consolas" w:cs="Consolas"/>
+          <w:b/>
+          <w:color w:val="FF0000"/>
+        </w:rPr>
+      </w:pPr>
+    </w:p>
+    <w:p>
+      <w:pPr>
+        <w:pStyle w:val="FirstParagraph"/>
+        <w:rPr>
+          <w:rFonts w:ascii="Consolas" w:eastAsia="DengXian" w:hAnsi="Consolas" w:cs="Consolas"/>
+          <w:b/>
+          <w:color w:val="FF0000"/>
+        </w:rPr>
+      </w:pPr>
+    </w:p>
+    <w:p>
+      <w:pPr>
+        <w:pStyle w:val="FirstParagraph"/>
+        <w:rPr>
+          <w:rFonts w:ascii="Consolas" w:eastAsia="DengXian" w:hAnsi="Consolas" w:cs="Consolas"/>
+          <w:b/>
+          <w:color w:val="FF0000"/>
+        </w:rPr>
+      </w:pPr>
+    </w:p>
+    <w:p>
+      <w:pPr>
+        <w:pStyle w:val="FirstParagraph"/>
+        <w:rPr>
+          <w:rFonts w:ascii="Consolas" w:eastAsia="DengXian" w:hAnsi="Consolas" w:cs="Consolas"/>
+          <w:b/>
+          <w:color w:val="FF0000"/>
+        </w:rPr>
+      </w:pPr>
+    </w:p>
+    <w:p>
+      <w:pPr>
+        <w:pStyle w:val="FirstParagraph"/>
+        <w:rPr>
+          <w:rFonts w:ascii="Consolas" w:eastAsia="DengXian" w:hAnsi="Consolas" w:cs="Consolas"/>
+          <w:b/>
+          <w:color w:val="FF0000"/>
+        </w:rPr>
+      </w:pPr>
+    </w:p>
+    <w:p>
+      <w:pPr>
+        <w:pStyle w:val="FirstParagraph"/>
+        <w:rPr>
+          <w:rFonts w:ascii="Consolas" w:eastAsia="DengXian" w:hAnsi="Consolas" w:cs="Consolas"/>
+          <w:b/>
+          <w:color w:val="FF0000"/>
+        </w:rPr>
+      </w:pPr>
+    </w:p>
+    <w:p>
+      <w:pPr>
+        <w:pStyle w:val="FirstParagraph"/>
+        <w:rPr>
+          <w:rFonts w:ascii="Consolas" w:eastAsia="DengXian" w:hAnsi="Consolas" w:cs="Consolas"/>
+          <w:b/>
+          <w:color w:val="FF0000"/>
+        </w:rPr>
+      </w:pPr>
+    </w:p>
+    <w:p>
+      <w:pPr>
+        <w:pStyle w:val="FirstParagraph"/>
+        <w:rPr>
+          <w:rFonts w:ascii="Consolas" w:eastAsia="DengXian" w:hAnsi="Consolas" w:cs="Consolas"/>
+          <w:b/>
+          <w:color w:val="FF0000"/>
+        </w:rPr>
+      </w:pPr>
+    </w:p>
+    <w:p>
+      <w:pPr>
+        <w:pStyle w:val="FirstParagraph"/>
+        <w:rPr>
+          <w:rFonts w:ascii="Consolas" w:eastAsia="DengXian" w:hAnsi="Consolas" w:cs="Consolas"/>
+          <w:b/>
+          <w:color w:val="FF0000"/>
+        </w:rPr>
+      </w:pPr>
+    </w:p>
+    <w:p>
+      <w:pPr>
+        <w:pStyle w:val="FirstParagraph"/>
+        <w:rPr>
+          <w:rFonts w:ascii="Consolas" w:eastAsia="DengXian" w:hAnsi="Consolas" w:cs="Consolas"/>
+          <w:b/>
+          <w:color w:val="FF0000"/>
+        </w:rPr>
+      </w:pPr>
+    </w:p>
+    <w:p>
+      <w:pPr>
+        <w:pStyle w:val="FirstParagraph"/>
+        <w:rPr>
+          <w:rFonts w:ascii="Consolas" w:eastAsia="DengXian" w:hAnsi="Consolas" w:cs="Consolas"/>
+          <w:b/>
+          <w:color w:val="FF0000"/>
+        </w:rPr>
+      </w:pPr>
+    </w:p>
+    <w:p>
+      <w:pPr>
+        <w:pStyle w:val="FirstParagraph"/>
+        <w:rPr>
+          <w:rFonts w:ascii="Consolas" w:eastAsia="DengXian" w:hAnsi="Consolas" w:cs="Consolas"/>
+          <w:b/>
+          <w:color w:val="FF0000"/>
+        </w:rPr>
+      </w:pPr>
+    </w:p>
+    <w:p>
+      <w:pPr>
+        <w:pStyle w:val="FirstParagraph"/>
+        <w:rPr>
+          <w:rFonts w:ascii="Consolas" w:eastAsia="DengXian" w:hAnsi="Consolas" w:cs="Consolas"/>
+          <w:b/>
+          <w:color w:val="FF0000"/>
+        </w:rPr>
+      </w:pPr>
+    </w:p>
+    <w:p>
+      <w:pPr>
+        <w:pStyle w:val="FirstParagraph"/>
+        <w:rPr>
+          <w:rFonts w:ascii="Consolas" w:eastAsia="DengXian" w:hAnsi="Consolas" w:cs="Consolas"/>
+          <w:b/>
+          <w:color w:val="FF0000"/>
+        </w:rPr>
+      </w:pPr>
+    </w:p>
+    <w:p>
+      <w:pPr>
+        <w:pStyle w:val="FirstParagraph"/>
+        <w:numPr>
+          <w:ilvl w:val="0"/>
+          <w:numId w:val="21"/>
+        </w:numPr>
+        <w:rPr>
+          <w:rFonts w:ascii="Consolas" w:hAnsi="Consolas"/>
+        </w:rPr>
+      </w:pPr>
+      <w:r>
+        <w:rPr>
+          <w:rFonts w:ascii="Consolas" w:hAnsi="Consolas"/>
+        </w:rPr>
+        <w:lastRenderedPageBreak/>
+        <w:t>전설에</w:t>
+      </w:r>
+      <w:r>
+        <w:rPr>
+          <w:rFonts w:ascii="Consolas" w:hAnsi="Consolas"/>
+        </w:rPr>
+        <w:t xml:space="preserve"> </w:t>
+      </w:r>
+      <w:r>
+        <w:rPr>
+          <w:rFonts w:ascii="Consolas" w:hAnsi="Consolas"/>
+        </w:rPr>
+        <w:t>따르면</w:t>
+      </w:r>
+      <w:r>
+        <w:rPr>
+          <w:rFonts w:ascii="Consolas" w:hAnsi="Consolas"/>
+        </w:rPr>
+        <w:t xml:space="preserve"> </w:t>
+      </w:r>
+      <w:r>
+        <w:rPr>
+          <w:rFonts w:ascii="Consolas" w:hAnsi="Consolas"/>
+        </w:rPr>
+        <w:t>바닷속에</w:t>
+      </w:r>
+      <w:r>
+        <w:rPr>
+          <w:rFonts w:ascii="Consolas" w:hAnsi="Consolas"/>
+        </w:rPr>
+        <w:t xml:space="preserve"> </w:t>
+      </w:r>
+      <w:r>
+        <w:rPr>
+          <w:rFonts w:ascii="Consolas" w:hAnsi="Consolas"/>
+        </w:rPr>
+        <w:t>묻혀</w:t>
+      </w:r>
+      <w:r>
+        <w:rPr>
+          <w:rFonts w:ascii="Consolas" w:hAnsi="Consolas"/>
+        </w:rPr>
+        <w:t xml:space="preserve"> </w:t>
+      </w:r>
+      <w:r>
+        <w:rPr>
+          <w:rFonts w:ascii="Consolas" w:hAnsi="Consolas"/>
+        </w:rPr>
+        <w:t>있는</w:t>
+      </w:r>
+      <w:r>
+        <w:rPr>
+          <w:rFonts w:ascii="Consolas" w:hAnsi="Consolas"/>
+        </w:rPr>
+        <w:t xml:space="preserve"> 5</w:t>
+      </w:r>
+      <w:r>
+        <w:rPr>
+          <w:rFonts w:ascii="Consolas" w:hAnsi="Consolas"/>
+        </w:rPr>
+        <w:t>개의</w:t>
+      </w:r>
+      <w:r>
+        <w:rPr>
+          <w:rFonts w:ascii="Consolas" w:hAnsi="Consolas"/>
+        </w:rPr>
+        <w:t xml:space="preserve"> </w:t>
+      </w:r>
+      <w:r>
+        <w:rPr>
+          <w:rFonts w:ascii="Consolas" w:hAnsi="Consolas"/>
+        </w:rPr>
+        <w:t>상자</w:t>
+      </w:r>
+      <w:r>
+        <w:rPr>
+          <w:rFonts w:ascii="Consolas" w:hAnsi="Consolas"/>
+        </w:rPr>
+        <w:t xml:space="preserve"> A, B, C, D, E </w:t>
+      </w:r>
+      <w:r>
+        <w:rPr>
+          <w:rFonts w:ascii="Consolas" w:hAnsi="Consolas"/>
+        </w:rPr>
+        <w:t>중</w:t>
+      </w:r>
+      <w:r>
+        <w:rPr>
+          <w:rFonts w:ascii="Consolas" w:hAnsi="Consolas"/>
+        </w:rPr>
+        <w:t xml:space="preserve"> </w:t>
+      </w:r>
+      <w:r>
+        <w:rPr>
+          <w:rFonts w:ascii="Consolas" w:hAnsi="Consolas"/>
+        </w:rPr>
+        <w:t>하나에</w:t>
+      </w:r>
+      <w:r>
+        <w:rPr>
+          <w:rFonts w:ascii="Consolas" w:hAnsi="Consolas"/>
+        </w:rPr>
+        <w:t xml:space="preserve"> </w:t>
+      </w:r>
+      <w:r>
+        <w:rPr>
+          <w:rFonts w:ascii="Consolas" w:hAnsi="Consolas"/>
+        </w:rPr>
+        <w:t>보물이</w:t>
+      </w:r>
+      <w:r>
+        <w:rPr>
+          <w:rFonts w:ascii="Consolas" w:hAnsi="Consolas"/>
+        </w:rPr>
+        <w:t xml:space="preserve"> </w:t>
+      </w:r>
+      <w:r>
+        <w:rPr>
+          <w:rFonts w:ascii="Consolas" w:hAnsi="Consolas"/>
+        </w:rPr>
+        <w:t>들어</w:t>
+      </w:r>
+      <w:r>
+        <w:rPr>
+          <w:rFonts w:ascii="Consolas" w:hAnsi="Consolas"/>
+        </w:rPr>
+        <w:t xml:space="preserve"> </w:t>
+      </w:r>
+      <w:r>
+        <w:rPr>
+          <w:rFonts w:ascii="Consolas" w:hAnsi="Consolas"/>
+        </w:rPr>
+        <w:t>있다고</w:t>
+      </w:r>
+      <w:r>
+        <w:rPr>
+          <w:rFonts w:ascii="Consolas" w:hAnsi="Consolas"/>
+        </w:rPr>
+        <w:t xml:space="preserve"> </w:t>
+      </w:r>
+      <w:r>
+        <w:rPr>
+          <w:rFonts w:ascii="Consolas" w:hAnsi="Consolas"/>
+        </w:rPr>
+        <w:t>한다</w:t>
+      </w:r>
+      <w:r>
+        <w:rPr>
+          <w:rFonts w:ascii="Consolas" w:hAnsi="Consolas"/>
+        </w:rPr>
+        <w:t>.</w:t>
+      </w:r>
+    </w:p>
+    <w:p>
+      <w:pPr>
+        <w:pStyle w:val="aa"/>
+        <w:rPr>
+          <w:rFonts w:ascii="Consolas" w:hAnsi="Consolas"/>
+        </w:rPr>
+      </w:pPr>
+      <w:r>
+        <w:rPr>
+          <w:rFonts w:ascii="Consolas" w:hAnsi="Consolas"/>
+        </w:rPr>
+        <w:t>각</w:t>
+      </w:r>
+      <w:r>
+        <w:rPr>
+          <w:rFonts w:ascii="Consolas" w:hAnsi="Consolas"/>
+        </w:rPr>
+        <w:t xml:space="preserve"> </w:t>
+      </w:r>
+      <w:r>
+        <w:rPr>
+          <w:rFonts w:ascii="Consolas" w:hAnsi="Consolas"/>
+        </w:rPr>
+        <w:t>상자에</w:t>
+      </w:r>
+      <w:r>
+        <w:rPr>
+          <w:rFonts w:ascii="Consolas" w:hAnsi="Consolas"/>
+        </w:rPr>
+        <w:t xml:space="preserve"> </w:t>
+      </w:r>
+      <w:r>
+        <w:rPr>
+          <w:rFonts w:ascii="Consolas" w:hAnsi="Consolas"/>
+        </w:rPr>
+        <w:t>보물이</w:t>
+      </w:r>
+      <w:r>
+        <w:rPr>
+          <w:rFonts w:ascii="Consolas" w:hAnsi="Consolas"/>
+        </w:rPr>
+        <w:t xml:space="preserve"> </w:t>
+      </w:r>
+      <w:r>
+        <w:rPr>
+          <w:rFonts w:ascii="Consolas" w:hAnsi="Consolas"/>
+        </w:rPr>
+        <w:t>들어</w:t>
+      </w:r>
+      <w:r>
+        <w:rPr>
+          <w:rFonts w:ascii="Consolas" w:hAnsi="Consolas"/>
+        </w:rPr>
+        <w:t xml:space="preserve"> </w:t>
+      </w:r>
+      <w:r>
+        <w:rPr>
+          <w:rFonts w:ascii="Consolas" w:hAnsi="Consolas"/>
+        </w:rPr>
+        <w:t>있을</w:t>
+      </w:r>
+      <w:r>
+        <w:rPr>
+          <w:rFonts w:ascii="Consolas" w:hAnsi="Consolas"/>
+        </w:rPr>
+        <w:t xml:space="preserve"> </w:t>
+      </w:r>
+      <w:r>
+        <w:rPr>
+          <w:rFonts w:ascii="Consolas" w:hAnsi="Consolas"/>
+        </w:rPr>
+        <w:t>확률과</w:t>
+      </w:r>
+      <w:r>
+        <w:rPr>
+          <w:rFonts w:ascii="Consolas" w:hAnsi="Consolas"/>
+        </w:rPr>
+        <w:t xml:space="preserve">, </w:t>
+      </w:r>
+      <w:r>
+        <w:rPr>
+          <w:rFonts w:ascii="Consolas" w:hAnsi="Consolas"/>
+        </w:rPr>
+        <w:t>바닷속에서</w:t>
+      </w:r>
+      <w:r>
+        <w:rPr>
+          <w:rFonts w:ascii="Consolas" w:hAnsi="Consolas"/>
+        </w:rPr>
+        <w:t xml:space="preserve"> </w:t>
+      </w:r>
+      <w:r>
+        <w:rPr>
+          <w:rFonts w:ascii="Consolas" w:hAnsi="Consolas"/>
+        </w:rPr>
+        <w:t>각</w:t>
+      </w:r>
+      <w:r>
+        <w:rPr>
+          <w:rFonts w:ascii="Consolas" w:hAnsi="Consolas"/>
+        </w:rPr>
+        <w:t xml:space="preserve"> </w:t>
+      </w:r>
+      <w:r>
+        <w:rPr>
+          <w:rFonts w:ascii="Consolas" w:hAnsi="Consolas"/>
+        </w:rPr>
+        <w:t>상자를</w:t>
+      </w:r>
+      <w:r>
+        <w:rPr>
+          <w:rFonts w:ascii="Consolas" w:hAnsi="Consolas"/>
+        </w:rPr>
+        <w:t xml:space="preserve"> </w:t>
+      </w:r>
+      <w:r>
+        <w:rPr>
+          <w:rFonts w:ascii="Consolas" w:hAnsi="Consolas"/>
+        </w:rPr>
+        <w:t>꺼내기</w:t>
+      </w:r>
+      <w:r>
+        <w:rPr>
+          <w:rFonts w:ascii="Consolas" w:hAnsi="Consolas"/>
+        </w:rPr>
+        <w:t xml:space="preserve"> </w:t>
+      </w:r>
+      <w:r>
+        <w:rPr>
+          <w:rFonts w:ascii="Consolas" w:hAnsi="Consolas"/>
+        </w:rPr>
+        <w:t>위해</w:t>
+      </w:r>
+      <w:r>
+        <w:rPr>
+          <w:rFonts w:ascii="Consolas" w:hAnsi="Consolas"/>
+        </w:rPr>
+        <w:t xml:space="preserve"> </w:t>
+      </w:r>
+      <w:r>
+        <w:rPr>
+          <w:rFonts w:ascii="Consolas" w:hAnsi="Consolas"/>
+        </w:rPr>
+        <w:t>필요한</w:t>
+      </w:r>
+      <w:r>
+        <w:rPr>
+          <w:rFonts w:ascii="Consolas" w:hAnsi="Consolas"/>
+        </w:rPr>
+        <w:t xml:space="preserve"> </w:t>
+      </w:r>
+      <w:r>
+        <w:rPr>
+          <w:rFonts w:ascii="Consolas" w:hAnsi="Consolas"/>
+        </w:rPr>
+        <w:t>비용은</w:t>
+      </w:r>
+      <w:r>
+        <w:rPr>
+          <w:rFonts w:ascii="Consolas" w:hAnsi="Consolas"/>
+        </w:rPr>
+        <w:t xml:space="preserve"> </w:t>
+      </w:r>
+      <w:r>
+        <w:rPr>
+          <w:rFonts w:ascii="Consolas" w:hAnsi="Consolas"/>
+        </w:rPr>
+        <w:t>아래</w:t>
+      </w:r>
+      <w:r>
+        <w:rPr>
+          <w:rFonts w:ascii="Consolas" w:hAnsi="Consolas"/>
+        </w:rPr>
+        <w:t xml:space="preserve"> </w:t>
+      </w:r>
+      <w:r>
+        <w:rPr>
+          <w:rFonts w:ascii="Consolas" w:hAnsi="Consolas"/>
+        </w:rPr>
+        <w:t>표와</w:t>
+      </w:r>
+      <w:r>
+        <w:rPr>
+          <w:rFonts w:ascii="Consolas" w:hAnsi="Consolas"/>
+        </w:rPr>
+        <w:t xml:space="preserve"> </w:t>
+      </w:r>
+      <w:r>
+        <w:rPr>
+          <w:rFonts w:ascii="Consolas" w:hAnsi="Consolas"/>
+        </w:rPr>
+        <w:t>같다</w:t>
+      </w:r>
+      <w:r>
+        <w:rPr>
+          <w:rFonts w:ascii="Consolas" w:hAnsi="Consolas"/>
+        </w:rPr>
+        <w:t>.</w:t>
+      </w:r>
+    </w:p>
+    <w:tbl>
+      <w:tblPr>
+        <w:tblStyle w:val="Table"/>
+        <w:tblW w:w="0" w:type="auto"/>
+        <w:jc w:val="center"/>
+        <w:tblInd w:w="0" w:type="dxa"/>
+        <w:tblLook w:val="0020" w:firstRow="1" w:lastRow="0" w:firstColumn="0" w:lastColumn="0" w:noHBand="0" w:noVBand="0"/>
+      </w:tblPr>
+      <w:tblGrid>
+        <w:gridCol w:w="1296"/>
+        <w:gridCol w:w="2136"/>
+        <w:gridCol w:w="2880"/>
+      </w:tblGrid>
+      <w:tr>
+        <w:trPr>
+          <w:cnfStyle w:val="100000000000" w:firstRow="1" w:lastRow="0" w:firstColumn="0" w:lastColumn="0" w:oddVBand="0" w:evenVBand="0" w:oddHBand="0" w:evenHBand="0" w:firstRowFirstColumn="0" w:firstRowLastColumn="0" w:lastRowFirstColumn="0" w:lastRowLastColumn="0"/>
+          <w:tblHeader/>
+          <w:jc w:val="center"/>
+        </w:trPr>
+        <w:tc>
+          <w:tcPr>
+            <w:tcW w:w="0" w:type="auto"/>
+            <w:tcBorders>
+              <w:top w:val="nil"/>
+              <w:left w:val="nil"/>
+              <w:right w:val="nil"/>
+            </w:tcBorders>
+            <w:hideMark/>
+          </w:tcPr>
+          <w:p>
+            <w:pPr>
+              <w:pStyle w:val="Compact"/>
+              <w:rPr>
+                <w:rFonts w:ascii="Consolas" w:hAnsi="Consolas"/>
+              </w:rPr>
+            </w:pPr>
+            <w:r>
+              <w:rPr>
+                <w:rFonts w:ascii="Consolas" w:hAnsi="Consolas"/>
+              </w:rPr>
+              <w:t>상자</w:t>
+            </w:r>
+            <w:r>
+              <w:rPr>
+                <w:rFonts w:ascii="Consolas" w:hAnsi="Consolas"/>
+              </w:rPr>
+              <w:t xml:space="preserve"> </w:t>
+            </w:r>
+            <w:r>
+              <w:rPr>
+                <w:rFonts w:ascii="Consolas" w:hAnsi="Consolas"/>
+              </w:rPr>
+              <w:t>이름</w:t>
+            </w:r>
+          </w:p>
+        </w:tc>
+        <w:tc>
+          <w:tcPr>
+            <w:tcW w:w="0" w:type="auto"/>
+            <w:tcBorders>
+              <w:top w:val="nil"/>
+              <w:left w:val="nil"/>
+              <w:right w:val="nil"/>
+            </w:tcBorders>
+            <w:hideMark/>
+          </w:tcPr>
+          <w:p>
+            <w:pPr>
+              <w:pStyle w:val="Compact"/>
+              <w:jc w:val="right"/>
+              <w:rPr>
+                <w:rFonts w:ascii="Consolas" w:hAnsi="Consolas"/>
+              </w:rPr>
+            </w:pPr>
+            <w:r>
+              <w:rPr>
+                <w:rFonts w:ascii="Consolas" w:hAnsi="Consolas"/>
+              </w:rPr>
+              <w:t>보물이</w:t>
+            </w:r>
+            <w:r>
+              <w:rPr>
+                <w:rFonts w:ascii="Consolas" w:hAnsi="Consolas"/>
+              </w:rPr>
+              <w:t xml:space="preserve"> </w:t>
+            </w:r>
+            <w:r>
+              <w:rPr>
+                <w:rFonts w:ascii="Consolas" w:hAnsi="Consolas"/>
+              </w:rPr>
+              <w:t>있을</w:t>
+            </w:r>
+            <w:r>
+              <w:rPr>
+                <w:rFonts w:ascii="Consolas" w:hAnsi="Consolas"/>
+              </w:rPr>
+              <w:t xml:space="preserve"> </w:t>
+            </w:r>
+            <w:r>
+              <w:rPr>
+                <w:rFonts w:ascii="Consolas" w:hAnsi="Consolas"/>
+              </w:rPr>
+              <w:t>확률</w:t>
+            </w:r>
+          </w:p>
+        </w:tc>
+        <w:tc>
+          <w:tcPr>
+            <w:tcW w:w="0" w:type="auto"/>
+            <w:tcBorders>
+              <w:top w:val="nil"/>
+              <w:left w:val="nil"/>
+              <w:right w:val="nil"/>
+            </w:tcBorders>
+            <w:hideMark/>
+          </w:tcPr>
+          <w:p>
+            <w:pPr>
+              <w:pStyle w:val="Compact"/>
+              <w:jc w:val="right"/>
+              <w:rPr>
+                <w:rFonts w:ascii="Consolas" w:hAnsi="Consolas"/>
+              </w:rPr>
+            </w:pPr>
+            <w:r>
+              <w:rPr>
+                <w:rFonts w:ascii="Consolas" w:hAnsi="Consolas"/>
+              </w:rPr>
+              <w:t>꺼내는</w:t>
+            </w:r>
+            <w:r>
+              <w:rPr>
+                <w:rFonts w:ascii="Consolas" w:hAnsi="Consolas"/>
+              </w:rPr>
+              <w:t xml:space="preserve"> </w:t>
+            </w:r>
+            <w:r>
+              <w:rPr>
+                <w:rFonts w:ascii="Consolas" w:hAnsi="Consolas"/>
+              </w:rPr>
+              <w:t>비용</w:t>
+            </w:r>
+            <w:r>
+              <w:rPr>
+                <w:rFonts w:ascii="Consolas" w:hAnsi="Consolas"/>
+              </w:rPr>
+              <w:t>(</w:t>
+            </w:r>
+            <w:r>
+              <w:rPr>
+                <w:rFonts w:ascii="Consolas" w:hAnsi="Consolas"/>
+              </w:rPr>
+              <w:t>달러</w:t>
+            </w:r>
+            <w:r>
+              <w:rPr>
+                <w:rFonts w:ascii="Consolas" w:hAnsi="Consolas"/>
+              </w:rPr>
+              <w:t xml:space="preserve"> </w:t>
+            </w:r>
+            <w:r>
+              <w:rPr>
+                <w:rFonts w:ascii="Consolas" w:hAnsi="Consolas"/>
+              </w:rPr>
+              <w:t>단위</w:t>
+            </w:r>
+            <w:r>
+              <w:rPr>
+                <w:rFonts w:ascii="Consolas" w:hAnsi="Consolas"/>
+              </w:rPr>
+              <w:t>)</w:t>
+            </w:r>
+          </w:p>
+        </w:tc>
+      </w:tr>
+      <w:tr>
+        <w:trPr>
+          <w:jc w:val="center"/>
+        </w:trPr>
+        <w:tc>
+          <w:tcPr>
+            <w:tcW w:w="0" w:type="auto"/>
+            <w:hideMark/>
+          </w:tcPr>
+          <w:p>
+            <w:pPr>
+              <w:pStyle w:val="Compact"/>
+              <w:rPr>
+                <w:rFonts w:ascii="Consolas" w:hAnsi="Consolas"/>
+              </w:rPr>
+            </w:pPr>
+            <w:r>
+              <w:rPr>
+                <w:rFonts w:ascii="Consolas" w:hAnsi="Consolas"/>
+              </w:rPr>
+              <w:t>A</w:t>
+            </w:r>
+          </w:p>
+        </w:tc>
+        <w:tc>
+          <w:tcPr>
+            <w:tcW w:w="0" w:type="auto"/>
+            <w:hideMark/>
+          </w:tcPr>
+          <w:p>
+            <w:pPr>
+              <w:pStyle w:val="Compact"/>
+              <w:jc w:val="right"/>
+              <w:rPr>
+                <w:rFonts w:ascii="Consolas" w:hAnsi="Consolas"/>
+              </w:rPr>
+            </w:pPr>
+            <w:r>
+              <w:rPr>
+                <w:rFonts w:ascii="Consolas" w:hAnsi="Consolas"/>
+              </w:rPr>
+              <w:t>10%</w:t>
+            </w:r>
+          </w:p>
+        </w:tc>
+        <w:tc>
+          <w:tcPr>
+            <w:tcW w:w="0" w:type="auto"/>
+            <w:hideMark/>
+          </w:tcPr>
+          <w:p>
+            <w:pPr>
+              <w:pStyle w:val="Compact"/>
+              <w:jc w:val="right"/>
+              <w:rPr>
+                <w:rFonts w:ascii="Consolas" w:hAnsi="Consolas"/>
+              </w:rPr>
+            </w:pPr>
+            <w:r>
+              <w:rPr>
+                <w:rFonts w:ascii="Consolas" w:hAnsi="Consolas"/>
+              </w:rPr>
+              <w:t>500</w:t>
+            </w:r>
+          </w:p>
+        </w:tc>
+      </w:tr>
+      <w:tr>
+        <w:trPr>
+          <w:jc w:val="center"/>
+        </w:trPr>
+        <w:tc>
+          <w:tcPr>
+            <w:tcW w:w="0" w:type="auto"/>
+            <w:hideMark/>
+          </w:tcPr>
+          <w:p>
+            <w:pPr>
+              <w:pStyle w:val="Compact"/>
+              <w:rPr>
+                <w:rFonts w:ascii="Consolas" w:hAnsi="Consolas"/>
+              </w:rPr>
+            </w:pPr>
+            <w:r>
+              <w:rPr>
+                <w:rFonts w:ascii="Consolas" w:hAnsi="Consolas"/>
+              </w:rPr>
+              <w:t>B</w:t>
+            </w:r>
+          </w:p>
+        </w:tc>
+        <w:tc>
+          <w:tcPr>
+            <w:tcW w:w="0" w:type="auto"/>
+            <w:hideMark/>
+          </w:tcPr>
+          <w:p>
+            <w:pPr>
+              <w:pStyle w:val="Compact"/>
+              <w:jc w:val="right"/>
+              <w:rPr>
+                <w:rFonts w:ascii="Consolas" w:hAnsi="Consolas"/>
+              </w:rPr>
+            </w:pPr>
+            <w:r>
+              <w:rPr>
+                <w:rFonts w:ascii="Consolas" w:hAnsi="Consolas"/>
+              </w:rPr>
+              <w:t>15%</w:t>
+            </w:r>
+          </w:p>
+        </w:tc>
+        <w:tc>
+          <w:tcPr>
+            <w:tcW w:w="0" w:type="auto"/>
+            <w:hideMark/>
+          </w:tcPr>
+          <w:p>
+            <w:pPr>
+              <w:pStyle w:val="Compact"/>
+              <w:jc w:val="right"/>
+              <w:rPr>
+                <w:rFonts w:ascii="Consolas" w:hAnsi="Consolas"/>
+              </w:rPr>
+            </w:pPr>
+            <w:r>
+              <w:rPr>
+                <w:rFonts w:ascii="Consolas" w:hAnsi="Consolas"/>
+              </w:rPr>
+              <w:t>600</w:t>
+            </w:r>
+          </w:p>
+        </w:tc>
+      </w:tr>
+      <w:tr>
+        <w:trPr>
+          <w:jc w:val="center"/>
+        </w:trPr>
+        <w:tc>
+          <w:tcPr>
+            <w:tcW w:w="0" w:type="auto"/>
+            <w:hideMark/>
+          </w:tcPr>
+          <w:p>
+            <w:pPr>
+              <w:pStyle w:val="Compact"/>
+              <w:rPr>
+                <w:rFonts w:ascii="Consolas" w:hAnsi="Consolas"/>
+              </w:rPr>
+            </w:pPr>
+            <w:r>
+              <w:rPr>
+                <w:rFonts w:ascii="Consolas" w:hAnsi="Consolas"/>
+              </w:rPr>
+              <w:t>C</w:t>
+            </w:r>
+          </w:p>
+        </w:tc>
+        <w:tc>
+          <w:tcPr>
+            <w:tcW w:w="0" w:type="auto"/>
+            <w:hideMark/>
+          </w:tcPr>
+          <w:p>
+            <w:pPr>
+              <w:pStyle w:val="Compact"/>
+              <w:jc w:val="right"/>
+              <w:rPr>
+                <w:rFonts w:ascii="Consolas" w:hAnsi="Consolas"/>
+              </w:rPr>
+            </w:pPr>
+            <w:r>
+              <w:rPr>
+                <w:rFonts w:ascii="Consolas" w:hAnsi="Consolas"/>
+              </w:rPr>
+              <w:t>25%</w:t>
+            </w:r>
+          </w:p>
+        </w:tc>
+        <w:tc>
+          <w:tcPr>
+            <w:tcW w:w="0" w:type="auto"/>
+            <w:hideMark/>
+          </w:tcPr>
+          <w:p>
+            <w:pPr>
+              <w:pStyle w:val="Compact"/>
+              <w:jc w:val="right"/>
+              <w:rPr>
+                <w:rFonts w:ascii="Consolas" w:hAnsi="Consolas"/>
+              </w:rPr>
+            </w:pPr>
+            <w:r>
+              <w:rPr>
+                <w:rFonts w:ascii="Consolas" w:hAnsi="Consolas"/>
+              </w:rPr>
+              <w:t>900</w:t>
+            </w:r>
+          </w:p>
+        </w:tc>
+      </w:tr>
+      <w:tr>
+        <w:trPr>
+          <w:jc w:val="center"/>
+        </w:trPr>
+        <w:tc>
+          <w:tcPr>
+            <w:tcW w:w="0" w:type="auto"/>
+            <w:hideMark/>
+          </w:tcPr>
+          <w:p>
+            <w:pPr>
+              <w:pStyle w:val="Compact"/>
+              <w:rPr>
+                <w:rFonts w:ascii="Consolas" w:hAnsi="Consolas"/>
+              </w:rPr>
+            </w:pPr>
+            <w:r>
+              <w:rPr>
+                <w:rFonts w:ascii="Consolas" w:hAnsi="Consolas"/>
+              </w:rPr>
+              <w:t>D</w:t>
+            </w:r>
+          </w:p>
+        </w:tc>
+        <w:tc>
+          <w:tcPr>
+            <w:tcW w:w="0" w:type="auto"/>
+            <w:hideMark/>
+          </w:tcPr>
+          <w:p>
+            <w:pPr>
+              <w:pStyle w:val="Compact"/>
+              <w:jc w:val="right"/>
+              <w:rPr>
+                <w:rFonts w:ascii="Consolas" w:hAnsi="Consolas"/>
+              </w:rPr>
+            </w:pPr>
+            <w:r>
+              <w:rPr>
+                <w:rFonts w:ascii="Consolas" w:hAnsi="Consolas"/>
+              </w:rPr>
+              <w:t>15%</w:t>
+            </w:r>
+          </w:p>
+        </w:tc>
+        <w:tc>
+          <w:tcPr>
+            <w:tcW w:w="0" w:type="auto"/>
+            <w:hideMark/>
+          </w:tcPr>
+          <w:p>
+            <w:pPr>
+              <w:pStyle w:val="Compact"/>
+              <w:jc w:val="right"/>
+              <w:rPr>
+                <w:rFonts w:ascii="Consolas" w:hAnsi="Consolas"/>
+              </w:rPr>
+            </w:pPr>
+            <w:r>
+              <w:rPr>
+                <w:rFonts w:ascii="Consolas" w:hAnsi="Consolas"/>
+              </w:rPr>
+              <w:t>700</w:t>
+            </w:r>
+          </w:p>
+        </w:tc>
+      </w:tr>
+      <w:tr>
+        <w:trPr>
+          <w:jc w:val="center"/>
+        </w:trPr>
+        <w:tc>
+          <w:tcPr>
+            <w:tcW w:w="0" w:type="auto"/>
+            <w:hideMark/>
+          </w:tcPr>
+          <w:p>
+            <w:pPr>
+              <w:pStyle w:val="Compact"/>
+              <w:rPr>
+                <w:rFonts w:ascii="Consolas" w:hAnsi="Consolas"/>
+              </w:rPr>
+            </w:pPr>
+            <w:r>
+              <w:rPr>
+                <w:rFonts w:ascii="Consolas" w:hAnsi="Consolas"/>
+              </w:rPr>
+              <w:t>E</w:t>
+            </w:r>
+          </w:p>
+        </w:tc>
+        <w:tc>
+          <w:tcPr>
+            <w:tcW w:w="0" w:type="auto"/>
+            <w:hideMark/>
+          </w:tcPr>
+          <w:p>
+            <w:pPr>
+              <w:pStyle w:val="Compact"/>
+              <w:jc w:val="right"/>
+              <w:rPr>
+                <w:rFonts w:ascii="Consolas" w:hAnsi="Consolas"/>
+              </w:rPr>
+            </w:pPr>
+            <w:r>
+              <w:rPr>
+                <w:rFonts w:ascii="Consolas" w:hAnsi="Consolas"/>
+              </w:rPr>
+              <w:t>35%</w:t>
+            </w:r>
+          </w:p>
+        </w:tc>
+        <w:tc>
+          <w:tcPr>
+            <w:tcW w:w="0" w:type="auto"/>
+            <w:hideMark/>
+          </w:tcPr>
+          <w:p>
+            <w:pPr>
+              <w:pStyle w:val="Compact"/>
+              <w:jc w:val="right"/>
+              <w:rPr>
+                <w:rFonts w:ascii="Consolas" w:hAnsi="Consolas"/>
+              </w:rPr>
+            </w:pPr>
+            <w:r>
+              <w:rPr>
+                <w:rFonts w:ascii="Consolas" w:hAnsi="Consolas"/>
+              </w:rPr>
+              <w:t>1,500</w:t>
+            </w:r>
+          </w:p>
+        </w:tc>
+      </w:tr>
+    </w:tbl>
+    <w:p>
+      <w:pPr>
+        <w:pStyle w:val="aa"/>
+        <w:rPr>
+          <w:rFonts w:ascii="Consolas" w:hAnsi="Consolas"/>
+        </w:rPr>
+      </w:pPr>
+      <w:r>
+        <w:rPr>
+          <w:rFonts w:ascii="Consolas" w:hAnsi="Consolas"/>
+        </w:rPr>
+        <w:t>보물을</w:t>
+      </w:r>
+      <w:r>
+        <w:rPr>
+          <w:rFonts w:ascii="Consolas" w:hAnsi="Consolas"/>
+        </w:rPr>
+        <w:t xml:space="preserve"> </w:t>
+      </w:r>
+      <w:r>
+        <w:rPr>
+          <w:rFonts w:ascii="Consolas" w:hAnsi="Consolas"/>
+        </w:rPr>
+        <w:t>찾기</w:t>
+      </w:r>
+      <w:r>
+        <w:rPr>
+          <w:rFonts w:ascii="Consolas" w:hAnsi="Consolas"/>
+        </w:rPr>
+        <w:t xml:space="preserve"> </w:t>
+      </w:r>
+      <w:r>
+        <w:rPr>
+          <w:rFonts w:ascii="Consolas" w:hAnsi="Consolas"/>
+        </w:rPr>
+        <w:t>위해서</w:t>
+      </w:r>
+      <w:r>
+        <w:rPr>
+          <w:rFonts w:ascii="Consolas" w:hAnsi="Consolas"/>
+        </w:rPr>
+        <w:t xml:space="preserve"> </w:t>
+      </w:r>
+      <w:r>
+        <w:rPr>
+          <w:rFonts w:ascii="Consolas" w:hAnsi="Consolas"/>
+        </w:rPr>
+        <w:t>아래와</w:t>
+      </w:r>
+      <w:r>
+        <w:rPr>
+          <w:rFonts w:ascii="Consolas" w:hAnsi="Consolas"/>
+        </w:rPr>
+        <w:t xml:space="preserve"> </w:t>
+      </w:r>
+      <w:r>
+        <w:rPr>
+          <w:rFonts w:ascii="Consolas" w:hAnsi="Consolas"/>
+        </w:rPr>
+        <w:t>같이</w:t>
+      </w:r>
+      <w:r>
+        <w:rPr>
+          <w:rFonts w:ascii="Consolas" w:hAnsi="Consolas"/>
+        </w:rPr>
+        <w:t xml:space="preserve"> </w:t>
+      </w:r>
+      <w:r>
+        <w:rPr>
+          <w:rFonts w:ascii="Consolas" w:hAnsi="Consolas"/>
+        </w:rPr>
+        <w:t>수색을</w:t>
+      </w:r>
+      <w:r>
+        <w:rPr>
+          <w:rFonts w:ascii="Consolas" w:hAnsi="Consolas"/>
+        </w:rPr>
+        <w:t xml:space="preserve"> </w:t>
+      </w:r>
+      <w:r>
+        <w:rPr>
+          <w:rFonts w:ascii="Consolas" w:hAnsi="Consolas"/>
+        </w:rPr>
+        <w:t>진행하고자</w:t>
+      </w:r>
+      <w:r>
+        <w:rPr>
+          <w:rFonts w:ascii="Consolas" w:hAnsi="Consolas"/>
+        </w:rPr>
+        <w:t xml:space="preserve"> </w:t>
+      </w:r>
+      <w:r>
+        <w:rPr>
+          <w:rFonts w:ascii="Consolas" w:hAnsi="Consolas"/>
+        </w:rPr>
+        <w:t>한다</w:t>
+      </w:r>
+      <w:r>
+        <w:rPr>
+          <w:rFonts w:ascii="Consolas" w:hAnsi="Consolas"/>
+        </w:rPr>
+        <w:t>.</w:t>
+      </w:r>
+    </w:p>
+    <w:p>
+      <w:pPr>
+        <w:pStyle w:val="Compact"/>
+        <w:numPr>
+          <w:ilvl w:val="0"/>
+          <w:numId w:val="28"/>
+        </w:numPr>
+        <w:rPr>
+          <w:rFonts w:ascii="Consolas" w:hAnsi="Consolas"/>
+        </w:rPr>
+      </w:pPr>
+      <w:r>
+        <w:rPr>
+          <w:rFonts w:ascii="Consolas" w:hAnsi="Consolas"/>
+        </w:rPr>
+        <w:t>아직</w:t>
+      </w:r>
+      <w:r>
+        <w:rPr>
+          <w:rFonts w:ascii="Consolas" w:hAnsi="Consolas"/>
+        </w:rPr>
+        <w:t xml:space="preserve"> </w:t>
+      </w:r>
+      <w:r>
+        <w:rPr>
+          <w:rFonts w:ascii="Consolas" w:hAnsi="Consolas"/>
+        </w:rPr>
+        <w:t>바닷속에</w:t>
+      </w:r>
+      <w:r>
+        <w:rPr>
+          <w:rFonts w:ascii="Consolas" w:hAnsi="Consolas"/>
+        </w:rPr>
+        <w:t xml:space="preserve"> </w:t>
+      </w:r>
+      <w:r>
+        <w:rPr>
+          <w:rFonts w:ascii="Consolas" w:hAnsi="Consolas"/>
+        </w:rPr>
+        <w:t>묻혀</w:t>
+      </w:r>
+      <w:r>
+        <w:rPr>
+          <w:rFonts w:ascii="Consolas" w:hAnsi="Consolas"/>
+        </w:rPr>
+        <w:t xml:space="preserve"> </w:t>
+      </w:r>
+      <w:r>
+        <w:rPr>
+          <w:rFonts w:ascii="Consolas" w:hAnsi="Consolas"/>
+        </w:rPr>
+        <w:t>있는</w:t>
+      </w:r>
+      <w:r>
+        <w:rPr>
+          <w:rFonts w:ascii="Consolas" w:hAnsi="Consolas"/>
+        </w:rPr>
+        <w:t xml:space="preserve"> </w:t>
+      </w:r>
+      <w:r>
+        <w:rPr>
+          <w:rFonts w:ascii="Consolas" w:hAnsi="Consolas"/>
+        </w:rPr>
+        <w:t>상자</w:t>
+      </w:r>
+      <w:r>
+        <w:rPr>
+          <w:rFonts w:ascii="Consolas" w:hAnsi="Consolas"/>
+        </w:rPr>
+        <w:t xml:space="preserve"> </w:t>
+      </w:r>
+      <w:r>
+        <w:rPr>
+          <w:rFonts w:ascii="Consolas" w:hAnsi="Consolas"/>
+        </w:rPr>
+        <w:t>중</w:t>
+      </w:r>
+      <w:r>
+        <w:rPr>
+          <w:rFonts w:ascii="Consolas" w:hAnsi="Consolas"/>
+        </w:rPr>
+        <w:t xml:space="preserve"> </w:t>
+      </w:r>
+      <w:r>
+        <w:rPr>
+          <w:rFonts w:ascii="Consolas" w:hAnsi="Consolas"/>
+        </w:rPr>
+        <w:t>하나를</w:t>
+      </w:r>
+      <w:r>
+        <w:rPr>
+          <w:rFonts w:ascii="Consolas" w:hAnsi="Consolas"/>
+        </w:rPr>
+        <w:t xml:space="preserve"> </w:t>
+      </w:r>
+      <w:r>
+        <w:rPr>
+          <w:rFonts w:ascii="Consolas" w:hAnsi="Consolas"/>
+        </w:rPr>
+        <w:t>골라서</w:t>
+      </w:r>
+      <w:r>
+        <w:rPr>
+          <w:rFonts w:ascii="Consolas" w:hAnsi="Consolas"/>
+        </w:rPr>
+        <w:t xml:space="preserve"> </w:t>
+      </w:r>
+      <w:r>
+        <w:rPr>
+          <w:rFonts w:ascii="Consolas" w:hAnsi="Consolas"/>
+        </w:rPr>
+        <w:t>꺼낸다</w:t>
+      </w:r>
+      <w:r>
+        <w:rPr>
+          <w:rFonts w:ascii="Consolas" w:hAnsi="Consolas"/>
+        </w:rPr>
+        <w:t xml:space="preserve">. </w:t>
+      </w:r>
+      <w:r>
+        <w:rPr>
+          <w:rFonts w:ascii="Consolas" w:hAnsi="Consolas"/>
+        </w:rPr>
+        <w:t>상자를</w:t>
+      </w:r>
+      <w:r>
+        <w:rPr>
+          <w:rFonts w:ascii="Consolas" w:hAnsi="Consolas"/>
+        </w:rPr>
+        <w:t xml:space="preserve"> </w:t>
+      </w:r>
+      <w:r>
+        <w:rPr>
+          <w:rFonts w:ascii="Consolas" w:hAnsi="Consolas"/>
+        </w:rPr>
+        <w:t>꺼내는</w:t>
+      </w:r>
+      <w:r>
+        <w:rPr>
+          <w:rFonts w:ascii="Consolas" w:hAnsi="Consolas"/>
+        </w:rPr>
+        <w:t xml:space="preserve"> </w:t>
+      </w:r>
+      <w:r>
+        <w:rPr>
+          <w:rFonts w:ascii="Consolas" w:hAnsi="Consolas"/>
+        </w:rPr>
+        <w:t>데에</w:t>
+      </w:r>
+      <w:r>
+        <w:rPr>
+          <w:rFonts w:ascii="Consolas" w:hAnsi="Consolas"/>
+        </w:rPr>
+        <w:t xml:space="preserve"> </w:t>
+      </w:r>
+      <w:r>
+        <w:rPr>
+          <w:rFonts w:ascii="Consolas" w:hAnsi="Consolas"/>
+        </w:rPr>
+        <w:t>위</w:t>
+      </w:r>
+      <w:r>
+        <w:rPr>
+          <w:rFonts w:ascii="Consolas" w:hAnsi="Consolas"/>
+        </w:rPr>
+        <w:t xml:space="preserve"> </w:t>
+      </w:r>
+      <w:r>
+        <w:rPr>
+          <w:rFonts w:ascii="Consolas" w:hAnsi="Consolas"/>
+        </w:rPr>
+        <w:t>표에서</w:t>
+      </w:r>
+      <w:r>
+        <w:rPr>
+          <w:rFonts w:ascii="Consolas" w:hAnsi="Consolas"/>
+        </w:rPr>
+        <w:t xml:space="preserve"> </w:t>
+      </w:r>
+      <w:r>
+        <w:rPr>
+          <w:rFonts w:ascii="Consolas" w:hAnsi="Consolas"/>
+        </w:rPr>
+        <w:t>제시된</w:t>
+      </w:r>
+      <w:r>
+        <w:rPr>
+          <w:rFonts w:ascii="Consolas" w:hAnsi="Consolas"/>
+        </w:rPr>
+        <w:t xml:space="preserve"> </w:t>
+      </w:r>
+      <w:r>
+        <w:rPr>
+          <w:rFonts w:ascii="Consolas" w:hAnsi="Consolas"/>
+        </w:rPr>
+        <w:t>만큼의</w:t>
+      </w:r>
+      <w:r>
+        <w:rPr>
+          <w:rFonts w:ascii="Consolas" w:hAnsi="Consolas"/>
+        </w:rPr>
+        <w:t xml:space="preserve"> </w:t>
+      </w:r>
+      <w:r>
+        <w:rPr>
+          <w:rFonts w:ascii="Consolas" w:hAnsi="Consolas"/>
+        </w:rPr>
+        <w:t>비용이</w:t>
+      </w:r>
+      <w:r>
+        <w:rPr>
+          <w:rFonts w:ascii="Consolas" w:hAnsi="Consolas"/>
+        </w:rPr>
+        <w:t xml:space="preserve"> </w:t>
+      </w:r>
+      <w:r>
+        <w:rPr>
+          <w:rFonts w:ascii="Consolas" w:hAnsi="Consolas"/>
+        </w:rPr>
+        <w:t>필요하다</w:t>
+      </w:r>
+      <w:r>
+        <w:rPr>
+          <w:rFonts w:ascii="Consolas" w:hAnsi="Consolas"/>
+        </w:rPr>
+        <w:t>.</w:t>
+      </w:r>
+    </w:p>
+    <w:p>
+      <w:pPr>
+        <w:pStyle w:val="Compact"/>
+        <w:numPr>
+          <w:ilvl w:val="0"/>
+          <w:numId w:val="28"/>
+        </w:numPr>
+        <w:rPr>
+          <w:rFonts w:ascii="Consolas" w:hAnsi="Consolas"/>
+        </w:rPr>
+      </w:pPr>
+      <w:r>
+        <w:rPr>
+          <w:rFonts w:ascii="Consolas" w:hAnsi="Consolas"/>
+        </w:rPr>
+        <w:t>꺼낸</w:t>
+      </w:r>
+      <w:r>
+        <w:rPr>
+          <w:rFonts w:ascii="Consolas" w:hAnsi="Consolas"/>
+        </w:rPr>
+        <w:t xml:space="preserve"> </w:t>
+      </w:r>
+      <w:r>
+        <w:rPr>
+          <w:rFonts w:ascii="Consolas" w:hAnsi="Consolas"/>
+        </w:rPr>
+        <w:t>상자를</w:t>
+      </w:r>
+      <w:r>
+        <w:rPr>
+          <w:rFonts w:ascii="Consolas" w:hAnsi="Consolas"/>
+        </w:rPr>
+        <w:t xml:space="preserve"> </w:t>
+      </w:r>
+      <w:r>
+        <w:rPr>
+          <w:rFonts w:ascii="Consolas" w:hAnsi="Consolas"/>
+        </w:rPr>
+        <w:t>열어</w:t>
+      </w:r>
+      <w:r>
+        <w:rPr>
+          <w:rFonts w:ascii="Consolas" w:hAnsi="Consolas"/>
+        </w:rPr>
+        <w:t xml:space="preserve"> </w:t>
+      </w:r>
+      <w:r>
+        <w:rPr>
+          <w:rFonts w:ascii="Consolas" w:hAnsi="Consolas"/>
+        </w:rPr>
+        <w:t>본다</w:t>
+      </w:r>
+      <w:r>
+        <w:rPr>
+          <w:rFonts w:ascii="Consolas" w:hAnsi="Consolas"/>
+        </w:rPr>
+        <w:t>.</w:t>
+      </w:r>
+    </w:p>
+    <w:p>
+      <w:pPr>
+        <w:pStyle w:val="Compact"/>
+        <w:numPr>
+          <w:ilvl w:val="0"/>
+          <w:numId w:val="28"/>
+        </w:numPr>
+        <w:rPr>
+          <w:rFonts w:ascii="Consolas" w:hAnsi="Consolas"/>
+        </w:rPr>
+      </w:pPr>
+      <w:r>
+        <w:rPr>
+          <w:rFonts w:ascii="Consolas" w:hAnsi="Consolas"/>
+        </w:rPr>
+        <w:t>만약</w:t>
+      </w:r>
+      <w:r>
+        <w:rPr>
+          <w:rFonts w:ascii="Consolas" w:hAnsi="Consolas"/>
+        </w:rPr>
+        <w:t xml:space="preserve"> </w:t>
+      </w:r>
+      <w:r>
+        <w:rPr>
+          <w:rFonts w:ascii="Consolas" w:hAnsi="Consolas"/>
+        </w:rPr>
+        <w:t>상자</w:t>
+      </w:r>
+      <w:r>
+        <w:rPr>
+          <w:rFonts w:ascii="Consolas" w:hAnsi="Consolas"/>
+        </w:rPr>
+        <w:t xml:space="preserve"> </w:t>
+      </w:r>
+      <w:r>
+        <w:rPr>
+          <w:rFonts w:ascii="Consolas" w:hAnsi="Consolas"/>
+        </w:rPr>
+        <w:t>속에</w:t>
+      </w:r>
+      <w:r>
+        <w:rPr>
+          <w:rFonts w:ascii="Consolas" w:hAnsi="Consolas"/>
+        </w:rPr>
+        <w:t xml:space="preserve"> </w:t>
+      </w:r>
+      <w:r>
+        <w:rPr>
+          <w:rFonts w:ascii="Consolas" w:hAnsi="Consolas"/>
+        </w:rPr>
+        <w:t>보물이</w:t>
+      </w:r>
+      <w:r>
+        <w:rPr>
+          <w:rFonts w:ascii="Consolas" w:hAnsi="Consolas"/>
+        </w:rPr>
+        <w:t xml:space="preserve"> </w:t>
+      </w:r>
+      <w:r>
+        <w:rPr>
+          <w:rFonts w:ascii="Consolas" w:hAnsi="Consolas"/>
+        </w:rPr>
+        <w:t>들어</w:t>
+      </w:r>
+      <w:r>
+        <w:rPr>
+          <w:rFonts w:ascii="Consolas" w:hAnsi="Consolas"/>
+        </w:rPr>
+        <w:t xml:space="preserve"> </w:t>
+      </w:r>
+      <w:r>
+        <w:rPr>
+          <w:rFonts w:ascii="Consolas" w:hAnsi="Consolas"/>
+        </w:rPr>
+        <w:t>있으면</w:t>
+      </w:r>
+      <w:r>
+        <w:rPr>
+          <w:rFonts w:ascii="Consolas" w:hAnsi="Consolas"/>
+        </w:rPr>
+        <w:t xml:space="preserve"> </w:t>
+      </w:r>
+      <w:r>
+        <w:rPr>
+          <w:rFonts w:ascii="Consolas" w:hAnsi="Consolas"/>
+        </w:rPr>
+        <w:t>수색을</w:t>
+      </w:r>
+      <w:r>
+        <w:rPr>
+          <w:rFonts w:ascii="Consolas" w:hAnsi="Consolas"/>
+        </w:rPr>
+        <w:t xml:space="preserve"> </w:t>
+      </w:r>
+      <w:r>
+        <w:rPr>
+          <w:rFonts w:ascii="Consolas" w:hAnsi="Consolas"/>
+        </w:rPr>
+        <w:t>멈추고</w:t>
+      </w:r>
+      <w:r>
+        <w:rPr>
+          <w:rFonts w:ascii="Consolas" w:hAnsi="Consolas"/>
+        </w:rPr>
+        <w:t xml:space="preserve">, </w:t>
+      </w:r>
+      <w:r>
+        <w:rPr>
+          <w:rFonts w:ascii="Consolas" w:hAnsi="Consolas"/>
+        </w:rPr>
+        <w:t>보물이</w:t>
+      </w:r>
+      <w:r>
+        <w:rPr>
+          <w:rFonts w:ascii="Consolas" w:hAnsi="Consolas"/>
+        </w:rPr>
+        <w:t xml:space="preserve"> </w:t>
+      </w:r>
+      <w:r>
+        <w:rPr>
+          <w:rFonts w:ascii="Consolas" w:hAnsi="Consolas"/>
+        </w:rPr>
+        <w:t>없으면</w:t>
+      </w:r>
+      <w:r>
+        <w:rPr>
+          <w:rFonts w:ascii="Consolas" w:hAnsi="Consolas"/>
+        </w:rPr>
+        <w:t xml:space="preserve"> 1</w:t>
+      </w:r>
+      <w:r>
+        <w:rPr>
+          <w:rFonts w:ascii="Consolas" w:hAnsi="Consolas"/>
+        </w:rPr>
+        <w:t>번으로</w:t>
+      </w:r>
+      <w:r>
+        <w:rPr>
+          <w:rFonts w:ascii="Consolas" w:hAnsi="Consolas"/>
+        </w:rPr>
+        <w:t xml:space="preserve"> </w:t>
+      </w:r>
+      <w:r>
+        <w:rPr>
+          <w:rFonts w:ascii="Consolas" w:hAnsi="Consolas"/>
+        </w:rPr>
+        <w:t>돌아간다</w:t>
+      </w:r>
+      <w:r>
+        <w:rPr>
+          <w:rFonts w:ascii="Consolas" w:hAnsi="Consolas"/>
+        </w:rPr>
+        <w:t>.</w:t>
+      </w:r>
+    </w:p>
+    <w:p>
+      <w:pPr>
+        <w:pStyle w:val="FirstParagraph"/>
+        <w:rPr>
+          <w:rFonts w:ascii="Consolas" w:hAnsi="Consolas"/>
+        </w:rPr>
+      </w:pPr>
+      <w:r>
+        <w:rPr>
+          <w:rFonts w:ascii="Consolas" w:hAnsi="Consolas"/>
+        </w:rPr>
+        <w:t>1</w:t>
+      </w:r>
+      <w:r>
+        <w:rPr>
+          <w:rFonts w:ascii="Consolas" w:hAnsi="Consolas"/>
+        </w:rPr>
+        <w:t>번</w:t>
+      </w:r>
+      <w:r>
+        <w:rPr>
+          <w:rFonts w:ascii="Consolas" w:hAnsi="Consolas"/>
+        </w:rPr>
+        <w:t xml:space="preserve"> </w:t>
+      </w:r>
+      <w:r>
+        <w:rPr>
+          <w:rFonts w:ascii="Consolas" w:hAnsi="Consolas"/>
+        </w:rPr>
+        <w:t>절차에서</w:t>
+      </w:r>
+      <w:r>
+        <w:rPr>
+          <w:rFonts w:ascii="Consolas" w:hAnsi="Consolas"/>
+        </w:rPr>
+        <w:t xml:space="preserve"> </w:t>
+      </w:r>
+      <w:r>
+        <w:rPr>
+          <w:rFonts w:ascii="Consolas" w:hAnsi="Consolas"/>
+        </w:rPr>
+        <w:t>꺼낼</w:t>
+      </w:r>
+      <w:r>
+        <w:rPr>
+          <w:rFonts w:ascii="Consolas" w:hAnsi="Consolas"/>
+        </w:rPr>
+        <w:t xml:space="preserve"> </w:t>
+      </w:r>
+      <w:r>
+        <w:rPr>
+          <w:rFonts w:ascii="Consolas" w:hAnsi="Consolas"/>
+        </w:rPr>
+        <w:t>상자를</w:t>
+      </w:r>
+      <w:r>
+        <w:rPr>
+          <w:rFonts w:ascii="Consolas" w:hAnsi="Consolas"/>
+        </w:rPr>
+        <w:t xml:space="preserve"> </w:t>
+      </w:r>
+      <w:r>
+        <w:rPr>
+          <w:rFonts w:ascii="Consolas" w:hAnsi="Consolas"/>
+        </w:rPr>
+        <w:t>잘</w:t>
+      </w:r>
+      <w:r>
+        <w:rPr>
+          <w:rFonts w:ascii="Consolas" w:hAnsi="Consolas"/>
+        </w:rPr>
+        <w:t xml:space="preserve"> </w:t>
+      </w:r>
+      <w:r>
+        <w:rPr>
+          <w:rFonts w:ascii="Consolas" w:hAnsi="Consolas"/>
+        </w:rPr>
+        <w:t>선택해서</w:t>
+      </w:r>
+      <w:r>
+        <w:rPr>
+          <w:rFonts w:ascii="Consolas" w:hAnsi="Consolas"/>
+        </w:rPr>
+        <w:t xml:space="preserve">, </w:t>
+      </w:r>
+      <w:r>
+        <w:rPr>
+          <w:rFonts w:ascii="Consolas" w:hAnsi="Consolas"/>
+        </w:rPr>
+        <w:t>보물을</w:t>
+      </w:r>
+      <w:r>
+        <w:rPr>
+          <w:rFonts w:ascii="Consolas" w:hAnsi="Consolas"/>
+        </w:rPr>
+        <w:t xml:space="preserve"> </w:t>
+      </w:r>
+      <w:r>
+        <w:rPr>
+          <w:rFonts w:ascii="Consolas" w:hAnsi="Consolas"/>
+        </w:rPr>
+        <w:t>찾기</w:t>
+      </w:r>
+      <w:r>
+        <w:rPr>
+          <w:rFonts w:ascii="Consolas" w:hAnsi="Consolas"/>
+        </w:rPr>
+        <w:t xml:space="preserve"> </w:t>
+      </w:r>
+      <w:r>
+        <w:rPr>
+          <w:rFonts w:ascii="Consolas" w:hAnsi="Consolas"/>
+        </w:rPr>
+        <w:t>위해</w:t>
+      </w:r>
+      <w:r>
+        <w:rPr>
+          <w:rFonts w:ascii="Consolas" w:hAnsi="Consolas"/>
+        </w:rPr>
+        <w:t xml:space="preserve"> </w:t>
+      </w:r>
+      <w:r>
+        <w:rPr>
+          <w:rFonts w:ascii="Consolas" w:hAnsi="Consolas"/>
+        </w:rPr>
+        <w:t>필요한</w:t>
+      </w:r>
+      <w:r>
+        <w:rPr>
+          <w:rFonts w:ascii="Consolas" w:hAnsi="Consolas"/>
+        </w:rPr>
+        <w:t xml:space="preserve"> </w:t>
+      </w:r>
+      <w:r>
+        <w:rPr>
+          <w:rFonts w:ascii="Consolas" w:hAnsi="Consolas"/>
+        </w:rPr>
+        <w:t>총</w:t>
+      </w:r>
+      <w:r>
+        <w:rPr>
+          <w:rFonts w:ascii="Consolas" w:hAnsi="Consolas"/>
+        </w:rPr>
+        <w:t xml:space="preserve"> </w:t>
+      </w:r>
+      <w:r>
+        <w:rPr>
+          <w:rFonts w:ascii="Consolas" w:hAnsi="Consolas"/>
+        </w:rPr>
+        <w:t>비용의</w:t>
+      </w:r>
+      <w:r>
+        <w:rPr>
+          <w:rFonts w:ascii="Consolas" w:hAnsi="Consolas"/>
+        </w:rPr>
+        <w:t xml:space="preserve"> </w:t>
+      </w:r>
+      <w:r>
+        <w:rPr>
+          <w:rFonts w:ascii="Consolas" w:hAnsi="Consolas"/>
+        </w:rPr>
+        <w:t>기댓값을</w:t>
+      </w:r>
+      <w:r>
+        <w:rPr>
+          <w:rFonts w:ascii="Consolas" w:hAnsi="Consolas"/>
+        </w:rPr>
+        <w:t xml:space="preserve"> </w:t>
+      </w:r>
+      <w:r>
+        <w:rPr>
+          <w:rFonts w:ascii="Consolas" w:hAnsi="Consolas"/>
+        </w:rPr>
+        <w:t>최소화하고자</w:t>
+      </w:r>
+      <w:r>
+        <w:rPr>
+          <w:rFonts w:ascii="Consolas" w:hAnsi="Consolas"/>
+        </w:rPr>
+        <w:t xml:space="preserve"> </w:t>
+      </w:r>
+      <w:r>
+        <w:rPr>
+          <w:rFonts w:ascii="Consolas" w:hAnsi="Consolas"/>
+        </w:rPr>
+        <w:t>한다</w:t>
+      </w:r>
+      <w:r>
+        <w:rPr>
+          <w:rFonts w:ascii="Consolas" w:hAnsi="Consolas"/>
+        </w:rPr>
+        <w:t>.</w:t>
+      </w:r>
+    </w:p>
+    <w:p>
+      <w:pPr>
+        <w:pStyle w:val="aa"/>
+        <w:rPr>
+          <w:rFonts w:ascii="Consolas" w:eastAsia="DengXian" w:hAnsi="Consolas"/>
+        </w:rPr>
+      </w:pPr>
+      <w:r>
+        <w:rPr>
+          <w:rFonts w:ascii="Consolas" w:hAnsi="Consolas"/>
+        </w:rPr>
+        <w:t>총</w:t>
+      </w:r>
+      <w:r>
+        <w:rPr>
+          <w:rFonts w:ascii="Consolas" w:hAnsi="Consolas"/>
+        </w:rPr>
+        <w:t xml:space="preserve"> </w:t>
+      </w:r>
+      <w:r>
+        <w:rPr>
+          <w:rFonts w:ascii="Consolas" w:hAnsi="Consolas"/>
+        </w:rPr>
+        <w:t>비용의</w:t>
+      </w:r>
+      <w:r>
+        <w:rPr>
+          <w:rFonts w:ascii="Consolas" w:hAnsi="Consolas"/>
+        </w:rPr>
+        <w:t xml:space="preserve"> </w:t>
+      </w:r>
+      <w:r>
+        <w:rPr>
+          <w:rFonts w:ascii="Consolas" w:hAnsi="Consolas"/>
+        </w:rPr>
+        <w:t>기댓값의</w:t>
+      </w:r>
+      <w:r>
+        <w:rPr>
+          <w:rFonts w:ascii="Consolas" w:hAnsi="Consolas"/>
+        </w:rPr>
+        <w:t xml:space="preserve"> </w:t>
+      </w:r>
+      <w:r>
+        <w:rPr>
+          <w:rFonts w:ascii="Consolas" w:hAnsi="Consolas"/>
+        </w:rPr>
+        <w:t>최소값을</w:t>
+      </w:r>
+      <w:r>
+        <w:rPr>
+          <w:rFonts w:ascii="Consolas" w:hAnsi="Consolas"/>
+        </w:rPr>
+        <w:t xml:space="preserve"> </w:t>
+      </w:r>
+      <m:oMath>
+        <m:r>
+          <w:rPr>
+            <w:rFonts w:ascii="Cambria Math" w:hAnsi="Cambria Math"/>
+          </w:rPr>
+          <m:t>X</m:t>
+        </m:r>
+      </m:oMath>
+      <w:r>
+        <w:rPr>
+          <w:rFonts w:ascii="Consolas" w:hAnsi="Consolas"/>
+        </w:rPr>
+        <w:t>달러라고</w:t>
+      </w:r>
+      <w:r>
+        <w:rPr>
+          <w:rFonts w:ascii="Consolas" w:hAnsi="Consolas"/>
+        </w:rPr>
+        <w:t xml:space="preserve"> </w:t>
+      </w:r>
+      <w:r>
+        <w:rPr>
+          <w:rFonts w:ascii="Consolas" w:hAnsi="Consolas"/>
+        </w:rPr>
+        <w:t>하자</w:t>
+      </w:r>
+      <w:r>
+        <w:rPr>
+          <w:rFonts w:ascii="Consolas" w:hAnsi="Consolas"/>
+        </w:rPr>
+        <w:t xml:space="preserve">. </w:t>
+      </w:r>
+      <m:oMath>
+        <m:r>
+          <w:rPr>
+            <w:rFonts w:ascii="Cambria Math" w:hAnsi="Cambria Math"/>
+          </w:rPr>
+          <m:t>X</m:t>
+        </m:r>
+      </m:oMath>
+      <w:r>
+        <w:rPr>
+          <w:rFonts w:ascii="Consolas" w:hAnsi="Consolas"/>
+        </w:rPr>
+        <w:t>는</w:t>
+      </w:r>
+      <w:r>
+        <w:rPr>
+          <w:rFonts w:ascii="Consolas" w:hAnsi="Consolas"/>
+        </w:rPr>
+        <w:t xml:space="preserve"> </w:t>
+      </w:r>
+      <w:r>
+        <w:rPr>
+          <w:rFonts w:ascii="Consolas" w:hAnsi="Consolas"/>
+        </w:rPr>
+        <w:t>정수이다</w:t>
+      </w:r>
+      <w:r>
+        <w:rPr>
+          <w:rFonts w:ascii="Consolas" w:hAnsi="Consolas"/>
+        </w:rPr>
+        <w:t xml:space="preserve">. </w:t>
+      </w:r>
+      <m:oMath>
+        <m:r>
+          <w:rPr>
+            <w:rFonts w:ascii="Cambria Math" w:hAnsi="Cambria Math"/>
+          </w:rPr>
+          <m:t>X</m:t>
+        </m:r>
+      </m:oMath>
+      <w:r>
+        <w:rPr>
+          <w:rFonts w:ascii="Consolas" w:hAnsi="Consolas"/>
+        </w:rPr>
+        <w:t>의</w:t>
+      </w:r>
+      <w:r>
+        <w:rPr>
+          <w:rFonts w:ascii="Consolas" w:hAnsi="Consolas"/>
+        </w:rPr>
+        <w:t xml:space="preserve"> </w:t>
+      </w:r>
+      <w:r>
+        <w:rPr>
+          <w:rFonts w:ascii="Consolas" w:hAnsi="Consolas"/>
+        </w:rPr>
+        <w:t>값은</w:t>
+      </w:r>
+      <w:r>
+        <w:rPr>
+          <w:rFonts w:ascii="Consolas" w:hAnsi="Consolas"/>
+        </w:rPr>
+        <w:t>?</w:t>
+      </w:r>
+    </w:p>
+    <w:tbl>
+      <w:tblPr>
+        <w:tblW w:w="9360" w:type="dxa"/>
+        <w:tblBorders>
+          <w:top w:val="single" w:sz="8" w:space="0" w:color="000000"/>
+          <w:left w:val="single" w:sz="8" w:space="0" w:color="000000"/>
+          <w:bottom w:val="single" w:sz="8" w:space="0" w:color="000000"/>
+          <w:right w:val="single" w:sz="8" w:space="0" w:color="000000"/>
+          <w:insideH w:val="single" w:sz="8" w:space="0" w:color="000000"/>
+          <w:insideV w:val="single" w:sz="8" w:space="0" w:color="000000"/>
+        </w:tblBorders>
+        <w:tblLayout w:type="fixed"/>
+        <w:tblLook w:val="0600" w:firstRow="0" w:lastRow="0" w:firstColumn="0" w:lastColumn="0" w:noHBand="1" w:noVBand="1"/>
+      </w:tblPr>
+      <w:tblGrid>
+        <w:gridCol w:w="1872"/>
+        <w:gridCol w:w="1872"/>
+        <w:gridCol w:w="1872"/>
+        <w:gridCol w:w="1872"/>
+        <w:gridCol w:w="1872"/>
+      </w:tblGrid>
+      <w:tr>
+        <w:tc>
+          <w:tcPr>
+            <w:tcW w:w="1872" w:type="dxa"/>
+            <w:tcBorders>
+              <w:top w:val="single" w:sz="8" w:space="0" w:color="FFFFFF"/>
+              <w:left w:val="single" w:sz="8" w:space="0" w:color="FFFFFF"/>
+              <w:bottom w:val="single" w:sz="4" w:space="0" w:color="auto"/>
+              <w:right w:val="single" w:sz="8" w:space="0" w:color="FFFFFF"/>
+            </w:tcBorders>
+            <w:tcMar>
+              <w:top w:w="100" w:type="dxa"/>
+              <w:left w:w="100" w:type="dxa"/>
+              <w:bottom w:w="100" w:type="dxa"/>
+              <w:right w:w="100" w:type="dxa"/>
+            </w:tcMar>
+            <w:hideMark/>
+          </w:tcPr>
+          <w:p>
+            <w:pPr>
+              <w:widowControl w:val="0"/>
+              <w:spacing w:line="240" w:lineRule="auto"/>
+              <w:jc w:val="both"/>
+              <w:rPr>
+                <w:rFonts w:ascii="Consolas" w:eastAsiaTheme="minorHAnsi" w:hAnsi="Consolas" w:cs="Consolas"/>
+                <w:kern w:val="2"/>
+                <w:sz w:val="24"/>
+                <w:szCs w:val="24"/>
+              </w:rPr>
+            </w:pPr>
+            <w:r>
+              <w:rPr>
+                <w:rFonts w:ascii="Consolas" w:eastAsiaTheme="minorHAnsi" w:hAnsi="Consolas" w:cs="Consolas" w:hint="eastAsia"/>
+                <w:kern w:val="2"/>
+                <w:sz w:val="24"/>
+                <w:szCs w:val="24"/>
+              </w:rPr>
+              <w:t>정답</w:t>
+            </w:r>
+            <w:r>
+              <w:rPr>
+                <w:rFonts w:ascii="Consolas" w:eastAsiaTheme="minorHAnsi" w:hAnsi="Consolas" w:cs="Consolas"/>
+                <w:kern w:val="2"/>
+                <w:sz w:val="24"/>
+                <w:szCs w:val="24"/>
+              </w:rPr>
+              <w:t xml:space="preserve">: </w:t>
+            </w:r>
+          </w:p>
+        </w:tc>
+        <w:tc>
+          <w:tcPr>
+            <w:tcW w:w="1872" w:type="dxa"/>
+            <w:tcBorders>
+              <w:top w:val="single" w:sz="8" w:space="0" w:color="FFFFFF"/>
+              <w:left w:val="single" w:sz="8" w:space="0" w:color="FFFFFF"/>
+              <w:bottom w:val="single" w:sz="4" w:space="0" w:color="auto"/>
+              <w:right w:val="single" w:sz="8" w:space="0" w:color="FFFFFF"/>
+            </w:tcBorders>
+            <w:tcMar>
+              <w:top w:w="100" w:type="dxa"/>
+              <w:left w:w="100" w:type="dxa"/>
+              <w:bottom w:w="100" w:type="dxa"/>
+              <w:right w:w="100" w:type="dxa"/>
+            </w:tcMar>
+          </w:tcPr>
+          <w:p>
+            <w:pPr>
+              <w:widowControl w:val="0"/>
+              <w:spacing w:line="240" w:lineRule="auto"/>
+              <w:jc w:val="both"/>
+              <w:rPr>
+                <w:rFonts w:ascii="Consolas" w:eastAsiaTheme="minorHAnsi" w:hAnsi="Consolas" w:cs="Consolas"/>
+                <w:kern w:val="2"/>
+                <w:sz w:val="24"/>
+                <w:szCs w:val="24"/>
+              </w:rPr>
+            </w:pPr>
+          </w:p>
+        </w:tc>
+        <w:tc>
+          <w:tcPr>
+            <w:tcW w:w="1872" w:type="dxa"/>
+            <w:tcBorders>
+              <w:top w:val="single" w:sz="8" w:space="0" w:color="FFFFFF"/>
+              <w:left w:val="single" w:sz="8" w:space="0" w:color="FFFFFF"/>
+              <w:bottom w:val="single" w:sz="4" w:space="0" w:color="auto"/>
+              <w:right w:val="single" w:sz="8" w:space="0" w:color="FFFFFF"/>
+            </w:tcBorders>
+            <w:tcMar>
+              <w:top w:w="100" w:type="dxa"/>
+              <w:left w:w="100" w:type="dxa"/>
+              <w:bottom w:w="100" w:type="dxa"/>
+              <w:right w:w="100" w:type="dxa"/>
+            </w:tcMar>
+          </w:tcPr>
+          <w:p>
+            <w:pPr>
+              <w:widowControl w:val="0"/>
+              <w:spacing w:line="240" w:lineRule="auto"/>
+              <w:jc w:val="both"/>
+              <w:rPr>
+                <w:rFonts w:ascii="Consolas" w:eastAsiaTheme="minorHAnsi" w:hAnsi="Consolas" w:cs="Consolas"/>
+                <w:kern w:val="2"/>
+                <w:sz w:val="24"/>
+                <w:szCs w:val="24"/>
+              </w:rPr>
+            </w:pPr>
+          </w:p>
+        </w:tc>
+        <w:tc>
+          <w:tcPr>
+            <w:tcW w:w="1872" w:type="dxa"/>
+            <w:tcBorders>
+              <w:top w:val="single" w:sz="8" w:space="0" w:color="FFFFFF"/>
+              <w:left w:val="single" w:sz="8" w:space="0" w:color="FFFFFF"/>
+              <w:bottom w:val="single" w:sz="4" w:space="0" w:color="auto"/>
+              <w:right w:val="single" w:sz="8" w:space="0" w:color="FFFFFF"/>
+            </w:tcBorders>
+            <w:tcMar>
+              <w:top w:w="100" w:type="dxa"/>
+              <w:left w:w="100" w:type="dxa"/>
+              <w:bottom w:w="100" w:type="dxa"/>
+              <w:right w:w="100" w:type="dxa"/>
+            </w:tcMar>
+          </w:tcPr>
+          <w:p>
+            <w:pPr>
+              <w:widowControl w:val="0"/>
+              <w:spacing w:line="240" w:lineRule="auto"/>
+              <w:jc w:val="both"/>
+              <w:rPr>
+                <w:rFonts w:ascii="Consolas" w:eastAsiaTheme="minorHAnsi" w:hAnsi="Consolas" w:cs="Consolas"/>
+                <w:kern w:val="2"/>
+                <w:sz w:val="24"/>
+                <w:szCs w:val="24"/>
+              </w:rPr>
+            </w:pPr>
+          </w:p>
+        </w:tc>
+        <w:tc>
+          <w:tcPr>
+            <w:tcW w:w="1872" w:type="dxa"/>
+            <w:tcBorders>
+              <w:top w:val="single" w:sz="8" w:space="0" w:color="FFFFFF"/>
+              <w:left w:val="single" w:sz="8" w:space="0" w:color="FFFFFF"/>
+              <w:bottom w:val="single" w:sz="4" w:space="0" w:color="auto"/>
+              <w:right w:val="single" w:sz="8" w:space="0" w:color="FFFFFF"/>
+            </w:tcBorders>
+            <w:tcMar>
+              <w:top w:w="100" w:type="dxa"/>
+              <w:left w:w="100" w:type="dxa"/>
+              <w:bottom w:w="100" w:type="dxa"/>
+              <w:right w:w="100" w:type="dxa"/>
+            </w:tcMar>
+          </w:tcPr>
+          <w:p>
+            <w:pPr>
+              <w:widowControl w:val="0"/>
+              <w:spacing w:line="240" w:lineRule="auto"/>
+              <w:jc w:val="both"/>
+              <w:rPr>
+                <w:rFonts w:ascii="Consolas" w:eastAsiaTheme="minorHAnsi" w:hAnsi="Consolas" w:cs="Consolas"/>
+                <w:kern w:val="2"/>
+                <w:sz w:val="24"/>
+                <w:szCs w:val="24"/>
+              </w:rPr>
+            </w:pPr>
+          </w:p>
+        </w:tc>
+      </w:tr>
+    </w:tbl>
+    <w:p>
+      <w:pPr>
         <w:rPr>
           <w:rFonts w:ascii="Consolas" w:eastAsiaTheme="minorHAnsi" w:hAnsi="Consolas" w:cs="Consolas"/>
           <w:sz w:val="24"/>
           <w:szCs w:val="24"/>
         </w:rPr>
       </w:pPr>
+      <w:bookmarkStart w:id="0" w:name="_GoBack"/>
+      <w:bookmarkEnd w:id="0"/>
     </w:p>
     <w:sectPr>
       <w:headerReference w:type="even" r:id="rId8"/>
@@ -9910,7 +12051,7 @@
                 <w:bCs/>
                 <w:noProof/>
               </w:rPr>
-              <w:t>4</w:t>
+              <w:t>5</w:t>
             </w:r>
             <w:r>
               <w:rPr>
@@ -10066,7 +12207,7 @@
                 <w:bCs/>
                 <w:noProof/>
               </w:rPr>
-              <w:t>1</w:t>
+              <w:t>5</w:t>
             </w:r>
             <w:r>
               <w:rPr>
@@ -10114,7 +12255,7 @@
                 <w:bCs/>
                 <w:noProof/>
               </w:rPr>
-              <w:t>4</w:t>
+              <w:t>5</w:t>
             </w:r>
             <w:r>
               <w:rPr>
@@ -10246,12 +12387,14 @@
     <w:pPr>
       <w:pStyle w:val="a3"/>
     </w:pPr>
+    <w:proofErr w:type="spellStart"/>
     <w:r>
       <w:rPr>
         <w:rFonts w:hint="eastAsia"/>
       </w:rPr>
       <w:t>대회준비도</w:t>
     </w:r>
+    <w:proofErr w:type="spellEnd"/>
     <w:r>
       <w:t xml:space="preserve"> </w:t>
     </w:r>
@@ -10261,12 +12404,16 @@
     <w:r>
       <w:t xml:space="preserve"> </w:t>
     </w:r>
+    <w:proofErr w:type="spellStart"/>
+    <w:proofErr w:type="gramStart"/>
     <w:r>
       <w:t>두잉창의코딩</w:t>
     </w:r>
+    <w:proofErr w:type="spellEnd"/>
     <w:r>
       <w:t xml:space="preserve"> !</w:t>
     </w:r>
+    <w:proofErr w:type="gramEnd"/>
   </w:p>
 </w:hdr>
 </file>
@@ -10375,6 +12522,92 @@
 <file path=word/numbering.xml><?xml version="1.0" encoding="utf-8"?>
 <w:numbering xmlns:wpc="http://schemas.microsoft.com/office/word/2010/wordprocessingCanvas" xmlns:cx="http://schemas.microsoft.com/office/drawing/2014/chartex" xmlns:cx1="http://schemas.microsoft.com/office/drawing/2015/9/8/chartex" xmlns:mc="http://schemas.openxmlformats.org/markup-compatibility/2006" xmlns:o="urn:schemas-microsoft-com:office:office" xmlns:r="http://schemas.openxmlformats.org/officeDocument/2006/relationships" xmlns:m="http://schemas.openxmlformats.org/officeDocument/2006/math" xmlns:v="urn:schemas-microsoft-com:vml" xmlns:wp14="http://schemas.microsoft.com/office/word/2010/wordprocessingDrawing" xmlns:wp="http://schemas.openxmlformats.org/drawingml/2006/wordprocessingDrawing" xmlns:w10="urn:schemas-microsoft-com:office:word" xmlns:w="http://schemas.openxmlformats.org/wordprocessingml/2006/main" xmlns:w14="http://schemas.microsoft.com/office/word/2010/wordml" xmlns:w15="http://schemas.microsoft.com/office/word/2012/wordml" xmlns:w16se="http://schemas.microsoft.com/office/word/2015/wordml/symex" xmlns:wpg="http://schemas.microsoft.com/office/word/2010/wordprocessingGroup" xmlns:wpi="http://schemas.microsoft.com/office/word/2010/wordprocessingInk" xmlns:wne="http://schemas.microsoft.com/office/word/2006/wordml" xmlns:wps="http://schemas.microsoft.com/office/word/2010/wordprocessingShape" mc:Ignorable="w14 w15 w16se wp14">
   <w:abstractNum w:abstractNumId="0" w15:restartNumberingAfterBreak="0">
+    <w:nsid w:val="00A99411"/>
+    <w:multiLevelType w:val="multilevel"/>
+    <w:tmpl w:val="80DCEC36"/>
+    <w:lvl w:ilvl="0">
+      <w:start w:val="1"/>
+      <w:numFmt w:val="decimal"/>
+      <w:lvlText w:val="%1."/>
+      <w:lvlJc w:val="left"/>
+      <w:pPr>
+        <w:ind w:left="720" w:hanging="360"/>
+      </w:pPr>
+    </w:lvl>
+    <w:lvl w:ilvl="1">
+      <w:start w:val="1"/>
+      <w:numFmt w:val="decimal"/>
+      <w:lvlText w:val="%2."/>
+      <w:lvlJc w:val="left"/>
+      <w:pPr>
+        <w:ind w:left="1440" w:hanging="360"/>
+      </w:pPr>
+    </w:lvl>
+    <w:lvl w:ilvl="2">
+      <w:start w:val="1"/>
+      <w:numFmt w:val="decimal"/>
+      <w:lvlText w:val="%3."/>
+      <w:lvlJc w:val="left"/>
+      <w:pPr>
+        <w:ind w:left="2160" w:hanging="360"/>
+      </w:pPr>
+    </w:lvl>
+    <w:lvl w:ilvl="3">
+      <w:start w:val="1"/>
+      <w:numFmt w:val="decimal"/>
+      <w:lvlText w:val="%4."/>
+      <w:lvlJc w:val="left"/>
+      <w:pPr>
+        <w:ind w:left="2880" w:hanging="360"/>
+      </w:pPr>
+    </w:lvl>
+    <w:lvl w:ilvl="4">
+      <w:start w:val="1"/>
+      <w:numFmt w:val="decimal"/>
+      <w:lvlText w:val="%5."/>
+      <w:lvlJc w:val="left"/>
+      <w:pPr>
+        <w:ind w:left="3600" w:hanging="360"/>
+      </w:pPr>
+    </w:lvl>
+    <w:lvl w:ilvl="5">
+      <w:start w:val="1"/>
+      <w:numFmt w:val="decimal"/>
+      <w:lvlText w:val="%6."/>
+      <w:lvlJc w:val="left"/>
+      <w:pPr>
+        <w:ind w:left="4320" w:hanging="360"/>
+      </w:pPr>
+    </w:lvl>
+    <w:lvl w:ilvl="6">
+      <w:start w:val="1"/>
+      <w:numFmt w:val="decimal"/>
+      <w:lvlText w:val="%7."/>
+      <w:lvlJc w:val="left"/>
+      <w:pPr>
+        <w:ind w:left="5040" w:hanging="360"/>
+      </w:pPr>
+    </w:lvl>
+    <w:lvl w:ilvl="7">
+      <w:start w:val="1"/>
+      <w:numFmt w:val="decimal"/>
+      <w:lvlText w:val="%8."/>
+      <w:lvlJc w:val="left"/>
+      <w:pPr>
+        <w:ind w:left="5760" w:hanging="360"/>
+      </w:pPr>
+    </w:lvl>
+    <w:lvl w:ilvl="8">
+      <w:start w:val="1"/>
+      <w:numFmt w:val="decimal"/>
+      <w:lvlText w:val="%9."/>
+      <w:lvlJc w:val="left"/>
+      <w:pPr>
+        <w:ind w:left="6480" w:hanging="360"/>
+      </w:pPr>
+    </w:lvl>
+  </w:abstractNum>
+  <w:abstractNum w:abstractNumId="1" w15:restartNumberingAfterBreak="0">
     <w:nsid w:val="0F067975"/>
     <w:multiLevelType w:val="multilevel"/>
     <w:tmpl w:val="AD3A2E90"/>
@@ -10487,7 +12720,7 @@
       </w:rPr>
     </w:lvl>
   </w:abstractNum>
-  <w:abstractNum w:abstractNumId="1" w15:restartNumberingAfterBreak="0">
+  <w:abstractNum w:abstractNumId="2" w15:restartNumberingAfterBreak="0">
     <w:nsid w:val="12DA775A"/>
     <w:multiLevelType w:val="multilevel"/>
     <w:tmpl w:val="B2F63F22"/>
@@ -10601,7 +12834,7 @@
       </w:rPr>
     </w:lvl>
   </w:abstractNum>
-  <w:abstractNum w:abstractNumId="2" w15:restartNumberingAfterBreak="0">
+  <w:abstractNum w:abstractNumId="3" w15:restartNumberingAfterBreak="0">
     <w:nsid w:val="186F1610"/>
     <w:multiLevelType w:val="hybridMultilevel"/>
     <w:tmpl w:val="CA3ABB8A"/>
@@ -10690,7 +12923,7 @@
       </w:pPr>
     </w:lvl>
   </w:abstractNum>
-  <w:abstractNum w:abstractNumId="3" w15:restartNumberingAfterBreak="0">
+  <w:abstractNum w:abstractNumId="4" w15:restartNumberingAfterBreak="0">
     <w:nsid w:val="1CEB2313"/>
     <w:multiLevelType w:val="multilevel"/>
     <w:tmpl w:val="AD3A2E90"/>
@@ -10803,7 +13036,7 @@
       </w:rPr>
     </w:lvl>
   </w:abstractNum>
-  <w:abstractNum w:abstractNumId="4" w15:restartNumberingAfterBreak="0">
+  <w:abstractNum w:abstractNumId="5" w15:restartNumberingAfterBreak="0">
     <w:nsid w:val="1DD7762F"/>
     <w:multiLevelType w:val="hybridMultilevel"/>
     <w:tmpl w:val="74B4792E"/>
@@ -10889,7 +13122,7 @@
       </w:pPr>
     </w:lvl>
   </w:abstractNum>
-  <w:abstractNum w:abstractNumId="5" w15:restartNumberingAfterBreak="0">
+  <w:abstractNum w:abstractNumId="6" w15:restartNumberingAfterBreak="0">
     <w:nsid w:val="213810F8"/>
     <w:multiLevelType w:val="multilevel"/>
     <w:tmpl w:val="3DF8CA9C"/>
@@ -11002,7 +13235,7 @@
       </w:rPr>
     </w:lvl>
   </w:abstractNum>
-  <w:abstractNum w:abstractNumId="6" w15:restartNumberingAfterBreak="0">
+  <w:abstractNum w:abstractNumId="7" w15:restartNumberingAfterBreak="0">
     <w:nsid w:val="38D322CD"/>
     <w:multiLevelType w:val="multilevel"/>
     <w:tmpl w:val="B7A012B2"/>
@@ -11115,7 +13348,7 @@
       </w:rPr>
     </w:lvl>
   </w:abstractNum>
-  <w:abstractNum w:abstractNumId="7" w15:restartNumberingAfterBreak="0">
+  <w:abstractNum w:abstractNumId="8" w15:restartNumberingAfterBreak="0">
     <w:nsid w:val="4469374C"/>
     <w:multiLevelType w:val="multilevel"/>
     <w:tmpl w:val="16307FBA"/>
@@ -11228,7 +13461,7 @@
       </w:rPr>
     </w:lvl>
   </w:abstractNum>
-  <w:abstractNum w:abstractNumId="8" w15:restartNumberingAfterBreak="0">
+  <w:abstractNum w:abstractNumId="9" w15:restartNumberingAfterBreak="0">
     <w:nsid w:val="470C69C2"/>
     <w:multiLevelType w:val="multilevel"/>
     <w:tmpl w:val="2B2C9100"/>
@@ -11341,7 +13574,7 @@
       </w:rPr>
     </w:lvl>
   </w:abstractNum>
-  <w:abstractNum w:abstractNumId="9" w15:restartNumberingAfterBreak="0">
+  <w:abstractNum w:abstractNumId="10" w15:restartNumberingAfterBreak="0">
     <w:nsid w:val="4B8D19AF"/>
     <w:multiLevelType w:val="multilevel"/>
     <w:tmpl w:val="24D4547A"/>
@@ -11454,7 +13687,7 @@
       </w:rPr>
     </w:lvl>
   </w:abstractNum>
-  <w:abstractNum w:abstractNumId="10" w15:restartNumberingAfterBreak="0">
+  <w:abstractNum w:abstractNumId="11" w15:restartNumberingAfterBreak="0">
     <w:nsid w:val="4C3E3B18"/>
     <w:multiLevelType w:val="multilevel"/>
     <w:tmpl w:val="A58C7248"/>
@@ -11567,7 +13800,7 @@
       </w:rPr>
     </w:lvl>
   </w:abstractNum>
-  <w:abstractNum w:abstractNumId="11" w15:restartNumberingAfterBreak="0">
+  <w:abstractNum w:abstractNumId="12" w15:restartNumberingAfterBreak="0">
     <w:nsid w:val="51417699"/>
     <w:multiLevelType w:val="hybridMultilevel"/>
     <w:tmpl w:val="6310C8BC"/>
@@ -11659,7 +13892,7 @@
       </w:pPr>
     </w:lvl>
   </w:abstractNum>
-  <w:abstractNum w:abstractNumId="12" w15:restartNumberingAfterBreak="0">
+  <w:abstractNum w:abstractNumId="13" w15:restartNumberingAfterBreak="0">
     <w:nsid w:val="52327F9B"/>
     <w:multiLevelType w:val="hybridMultilevel"/>
     <w:tmpl w:val="CA048872"/>
@@ -11748,7 +13981,7 @@
       </w:pPr>
     </w:lvl>
   </w:abstractNum>
-  <w:abstractNum w:abstractNumId="13" w15:restartNumberingAfterBreak="0">
+  <w:abstractNum w:abstractNumId="14" w15:restartNumberingAfterBreak="0">
     <w:nsid w:val="532F7936"/>
     <w:multiLevelType w:val="hybridMultilevel"/>
     <w:tmpl w:val="CDDABEB0"/>
@@ -11834,7 +14067,7 @@
       </w:pPr>
     </w:lvl>
   </w:abstractNum>
-  <w:abstractNum w:abstractNumId="14" w15:restartNumberingAfterBreak="0">
+  <w:abstractNum w:abstractNumId="15" w15:restartNumberingAfterBreak="0">
     <w:nsid w:val="5D222322"/>
     <w:multiLevelType w:val="multilevel"/>
     <w:tmpl w:val="1012D82C"/>
@@ -11947,7 +14180,7 @@
       </w:rPr>
     </w:lvl>
   </w:abstractNum>
-  <w:abstractNum w:abstractNumId="15" w15:restartNumberingAfterBreak="0">
+  <w:abstractNum w:abstractNumId="16" w15:restartNumberingAfterBreak="0">
     <w:nsid w:val="62826B2F"/>
     <w:multiLevelType w:val="hybridMultilevel"/>
     <w:tmpl w:val="DB7A69B4"/>
@@ -12036,7 +14269,7 @@
       </w:pPr>
     </w:lvl>
   </w:abstractNum>
-  <w:abstractNum w:abstractNumId="16" w15:restartNumberingAfterBreak="0">
+  <w:abstractNum w:abstractNumId="17" w15:restartNumberingAfterBreak="0">
     <w:nsid w:val="66BE59A4"/>
     <w:multiLevelType w:val="hybridMultilevel"/>
     <w:tmpl w:val="84205730"/>
@@ -12149,7 +14382,7 @@
       </w:rPr>
     </w:lvl>
   </w:abstractNum>
-  <w:abstractNum w:abstractNumId="17" w15:restartNumberingAfterBreak="0">
+  <w:abstractNum w:abstractNumId="18" w15:restartNumberingAfterBreak="0">
     <w:nsid w:val="78EF2B21"/>
     <w:multiLevelType w:val="hybridMultilevel"/>
     <w:tmpl w:val="80B07CDA"/>
@@ -12235,7 +14468,7 @@
       </w:pPr>
     </w:lvl>
   </w:abstractNum>
-  <w:abstractNum w:abstractNumId="18" w15:restartNumberingAfterBreak="0">
+  <w:abstractNum w:abstractNumId="19" w15:restartNumberingAfterBreak="0">
     <w:nsid w:val="7B39041E"/>
     <w:multiLevelType w:val="multilevel"/>
     <w:tmpl w:val="26A63360"/>
@@ -12439,39 +14672,72 @@
     </w:lvl>
   </w:abstractNum>
   <w:num w:numId="1">
+    <w:abstractNumId w:val="2"/>
+  </w:num>
+  <w:num w:numId="2">
+    <w:abstractNumId w:val="7"/>
+  </w:num>
+  <w:num w:numId="3">
+    <w:abstractNumId w:val="8"/>
+  </w:num>
+  <w:num w:numId="4">
+    <w:abstractNumId w:val="10"/>
+  </w:num>
+  <w:num w:numId="5">
+    <w:abstractNumId w:val="6"/>
+  </w:num>
+  <w:num w:numId="6">
+    <w:abstractNumId w:val="9"/>
+  </w:num>
+  <w:num w:numId="7">
     <w:abstractNumId w:val="1"/>
   </w:num>
-  <w:num w:numId="2">
-    <w:abstractNumId w:val="6"/>
-  </w:num>
-  <w:num w:numId="3">
-    <w:abstractNumId w:val="7"/>
-  </w:num>
-  <w:num w:numId="4">
-    <w:abstractNumId w:val="9"/>
-  </w:num>
-  <w:num w:numId="5">
-    <w:abstractNumId w:val="5"/>
-  </w:num>
-  <w:num w:numId="6">
-    <w:abstractNumId w:val="8"/>
-  </w:num>
-  <w:num w:numId="7">
-    <w:abstractNumId w:val="0"/>
-  </w:num>
   <w:num w:numId="8">
-    <w:abstractNumId w:val="10"/>
+    <w:abstractNumId w:val="11"/>
   </w:num>
   <w:num w:numId="9">
-    <w:abstractNumId w:val="14"/>
+    <w:abstractNumId w:val="15"/>
   </w:num>
   <w:num w:numId="10">
-    <w:abstractNumId w:val="18"/>
+    <w:abstractNumId w:val="19"/>
   </w:num>
   <w:num w:numId="11">
-    <w:abstractNumId w:val="1"/>
+    <w:abstractNumId w:val="2"/>
   </w:num>
   <w:num w:numId="12">
+    <w:abstractNumId w:val="8"/>
+    <w:lvlOverride w:ilvl="0">
+      <w:startOverride w:val="1"/>
+    </w:lvlOverride>
+    <w:lvlOverride w:ilvl="1">
+      <w:startOverride w:val="1"/>
+    </w:lvlOverride>
+    <w:lvlOverride w:ilvl="2">
+      <w:startOverride w:val="1"/>
+    </w:lvlOverride>
+    <w:lvlOverride w:ilvl="3">
+      <w:startOverride w:val="1"/>
+    </w:lvlOverride>
+    <w:lvlOverride w:ilvl="4">
+      <w:startOverride w:val="1"/>
+    </w:lvlOverride>
+    <w:lvlOverride w:ilvl="5">
+      <w:startOverride w:val="1"/>
+    </w:lvlOverride>
+    <w:lvlOverride w:ilvl="6">
+      <w:startOverride w:val="1"/>
+    </w:lvlOverride>
+    <w:lvlOverride w:ilvl="7">
+      <w:startOverride w:val="1"/>
+    </w:lvlOverride>
+    <w:lvlOverride w:ilvl="8">
+      <w:startOverride w:val="1"/>
+    </w:lvlOverride>
+  </w:num>
+  <w:num w:numId="13">
+    <w:abstractNumId w:val="2"/>
+  </w:num>
+  <w:num w:numId="14">
     <w:abstractNumId w:val="7"/>
     <w:lvlOverride w:ilvl="0">
       <w:startOverride w:val="1"/>
@@ -12501,11 +14767,72 @@
       <w:startOverride w:val="1"/>
     </w:lvlOverride>
   </w:num>
-  <w:num w:numId="13">
-    <w:abstractNumId w:val="1"/>
+  <w:num w:numId="15">
+    <w:abstractNumId w:val="2"/>
   </w:num>
-  <w:num w:numId="14">
-    <w:abstractNumId w:val="6"/>
+  <w:num w:numId="16">
+    <w:abstractNumId w:val="4"/>
+  </w:num>
+  <w:num w:numId="17">
+    <w:abstractNumId w:val="2"/>
+  </w:num>
+  <w:num w:numId="18">
+    <w:abstractNumId w:val="13"/>
+  </w:num>
+  <w:num w:numId="19">
+    <w:abstractNumId w:val="16"/>
+  </w:num>
+  <w:num w:numId="20">
+    <w:abstractNumId w:val="18"/>
+  </w:num>
+  <w:num w:numId="21">
+    <w:abstractNumId w:val="12"/>
+  </w:num>
+  <w:num w:numId="22">
+    <w:abstractNumId w:val="17"/>
+  </w:num>
+  <w:num w:numId="23">
+    <w:abstractNumId w:val="14"/>
+  </w:num>
+  <w:num w:numId="24">
+    <w:abstractNumId w:val="5"/>
+  </w:num>
+  <w:num w:numId="25">
+    <w:abstractNumId w:val="3"/>
+  </w:num>
+  <w:num w:numId="26">
+    <w:abstractNumId w:val="12"/>
+  </w:num>
+  <w:num w:numId="27">
+    <w:abstractNumId w:val="12"/>
+    <w:lvlOverride w:ilvl="0">
+      <w:startOverride w:val="1"/>
+    </w:lvlOverride>
+    <w:lvlOverride w:ilvl="1"/>
+    <w:lvlOverride w:ilvl="2">
+      <w:startOverride w:val="1"/>
+    </w:lvlOverride>
+    <w:lvlOverride w:ilvl="3">
+      <w:startOverride w:val="1"/>
+    </w:lvlOverride>
+    <w:lvlOverride w:ilvl="4">
+      <w:startOverride w:val="1"/>
+    </w:lvlOverride>
+    <w:lvlOverride w:ilvl="5">
+      <w:startOverride w:val="1"/>
+    </w:lvlOverride>
+    <w:lvlOverride w:ilvl="6">
+      <w:startOverride w:val="1"/>
+    </w:lvlOverride>
+    <w:lvlOverride w:ilvl="7">
+      <w:startOverride w:val="1"/>
+    </w:lvlOverride>
+    <w:lvlOverride w:ilvl="8">
+      <w:startOverride w:val="1"/>
+    </w:lvlOverride>
+  </w:num>
+  <w:num w:numId="28">
+    <w:abstractNumId w:val="0"/>
     <w:lvlOverride w:ilvl="0">
       <w:startOverride w:val="1"/>
     </w:lvlOverride>
@@ -12533,42 +14860,6 @@
     <w:lvlOverride w:ilvl="8">
       <w:startOverride w:val="1"/>
     </w:lvlOverride>
-  </w:num>
-  <w:num w:numId="15">
-    <w:abstractNumId w:val="1"/>
-  </w:num>
-  <w:num w:numId="16">
-    <w:abstractNumId w:val="3"/>
-  </w:num>
-  <w:num w:numId="17">
-    <w:abstractNumId w:val="1"/>
-  </w:num>
-  <w:num w:numId="18">
-    <w:abstractNumId w:val="12"/>
-  </w:num>
-  <w:num w:numId="19">
-    <w:abstractNumId w:val="15"/>
-  </w:num>
-  <w:num w:numId="20">
-    <w:abstractNumId w:val="17"/>
-  </w:num>
-  <w:num w:numId="21">
-    <w:abstractNumId w:val="11"/>
-  </w:num>
-  <w:num w:numId="22">
-    <w:abstractNumId w:val="16"/>
-  </w:num>
-  <w:num w:numId="23">
-    <w:abstractNumId w:val="13"/>
-  </w:num>
-  <w:num w:numId="24">
-    <w:abstractNumId w:val="4"/>
-  </w:num>
-  <w:num w:numId="25">
-    <w:abstractNumId w:val="2"/>
-  </w:num>
-  <w:num w:numId="26">
-    <w:abstractNumId w:val="11"/>
   </w:num>
 </w:numbering>
 </file>
@@ -12966,7 +15257,7 @@
   </w:latentStyles>
   <w:style w:type="paragraph" w:default="1" w:styleId="a">
     <w:name w:val="Normal"/>
-    <w:rsid w:val="0062769B"/>
+    <w:rsid w:val="0091646E"/>
     <w:pPr>
       <w:spacing w:after="0" w:line="276" w:lineRule="auto"/>
       <w:jc w:val="left"/>
@@ -13289,6 +15580,39 @@
       <w:spacing w:before="36" w:after="36"/>
     </w:pPr>
   </w:style>
+  <w:style w:type="table" w:customStyle="1" w:styleId="Table">
+    <w:name w:val="Table"/>
+    <w:semiHidden/>
+    <w:qFormat/>
+    <w:rsid w:val="005722FF"/>
+    <w:pPr>
+      <w:spacing w:after="200" w:line="240" w:lineRule="auto"/>
+      <w:jc w:val="left"/>
+    </w:pPr>
+    <w:rPr>
+      <w:kern w:val="0"/>
+      <w:sz w:val="24"/>
+      <w:szCs w:val="24"/>
+      <w:lang w:eastAsia="zh-CN"/>
+    </w:rPr>
+    <w:tblPr>
+      <w:tblCellMar>
+        <w:top w:w="0" w:type="dxa"/>
+        <w:left w:w="108" w:type="dxa"/>
+        <w:bottom w:w="0" w:type="dxa"/>
+        <w:right w:w="108" w:type="dxa"/>
+      </w:tblCellMar>
+    </w:tblPr>
+    <w:tblStylePr w:type="firstRow">
+      <w:tblPr/>
+      <w:tcPr>
+        <w:tcBorders>
+          <w:bottom w:val="single" w:sz="2" w:space="0" w:color="auto"/>
+        </w:tcBorders>
+        <w:vAlign w:val="bottom"/>
+      </w:tcPr>
+    </w:tblStylePr>
+  </w:style>
 </w:styles>
 </file>
 
@@ -13558,7 +15882,7 @@
 </file>
 
 <file path=customXml/itemProps1.xml><?xml version="1.0" encoding="utf-8"?>
-<ds:datastoreItem xmlns:ds="http://schemas.openxmlformats.org/officeDocument/2006/customXml" ds:itemID="{C6F01663-DD0B-4584-8EF0-21D505406295}">
+<ds:datastoreItem xmlns:ds="http://schemas.openxmlformats.org/officeDocument/2006/customXml" ds:itemID="{83CC9F1E-8EFB-437E-9051-FD7AFF90056C}">
   <ds:schemaRefs>
     <ds:schemaRef ds:uri="http://schemas.openxmlformats.org/officeDocument/2006/bibliography"/>
   </ds:schemaRefs>
